--- a/backend/templates_docx/2.2采购需求表.docx
+++ b/backend/templates_docx/2.2采购需求表.docx
@@ -204,7 +204,7 @@
                 <w:shd w:val="clear" w:color="auto" w:fill="auto"/>
                 <w:lang w:eastAsia="zh-CN"/>
               </w:rPr>
-              <w:t>{{ 需求科室 }}</w:t>
+              <w:t>需求科室</w:t>
             </w:r>
           </w:p>
         </w:tc>
@@ -249,6 +249,9 @@
                 <w:lang w:eastAsia="zh-CN"/>
               </w:rPr>
             </w:pPr>
+            <w:r>
+              <w:t>{{ 需求科室 }}</w:t>
+            </w:r>
           </w:p>
         </w:tc>
         <w:tc>
@@ -303,7 +306,7 @@
                 <w:shd w:val="clear" w:color="auto" w:fill="auto"/>
                 <w:lang w:eastAsia="zh-CN"/>
               </w:rPr>
-              <w:t>{{ 归口管理科室 }}</w:t>
+              <w:t>归口管理科室</w:t>
             </w:r>
           </w:p>
         </w:tc>
@@ -348,6 +351,9 @@
                 <w:lang w:eastAsia="zh-CN"/>
               </w:rPr>
             </w:pPr>
+            <w:r>
+              <w:t>{{ 归口管理科室 }}</w:t>
+            </w:r>
           </w:p>
         </w:tc>
       </w:tr>
@@ -425,7 +431,7 @@
                 <w:shd w:val="clear" w:color="auto" w:fill="auto"/>
                 <w:lang w:eastAsia="zh-CN"/>
               </w:rPr>
-              <w:t>{{ 项目名称 }}</w:t>
+              <w:t>项目名称</w:t>
             </w:r>
           </w:p>
         </w:tc>
@@ -470,6 +476,9 @@
                 <w:lang w:eastAsia="zh-CN"/>
               </w:rPr>
             </w:pPr>
+            <w:r>
+              <w:t>{{ 项目名称 }}</w:t>
+            </w:r>
           </w:p>
         </w:tc>
       </w:tr>

--- a/backend/templates_docx/2.2采购需求表.docx
+++ b/backend/templates_docx/2.2采购需求表.docx
@@ -5372,367 +5372,7 @@
                 <w:highlight w:val="none"/>
                 <w:shd w:val="clear" w:color="auto" w:fill="auto"/>
               </w:rPr>
-              <w:t>合同包一</w:t>
-            </w:r>
-          </w:p>
-          <w:p>
-            <w:pPr>
-              <w:spacing w:line="400" w:lineRule="exact"/>
-              <w:jc w:val="left"/>
-              <w:rPr>
-                <w:rFonts w:hint="default" w:ascii="Times New Roman" w:hAnsi="Times New Roman" w:eastAsia="仿宋" w:cs="Times New Roman"/>
-                <w:color w:val="auto"/>
-                <w:sz w:val="24"/>
-                <w:highlight w:val="none"/>
-                <w:u w:val="single"/>
-                <w:shd w:val="clear" w:color="auto" w:fill="auto"/>
-                <w:lang w:val="en-US" w:eastAsia="zh-CN"/>
-              </w:rPr>
-            </w:pPr>
-            <w:r>
-              <w:rPr>
-                <w:rFonts w:hint="default" w:ascii="Times New Roman" w:hAnsi="Times New Roman" w:eastAsia="仿宋" w:cs="Times New Roman"/>
-                <w:color w:val="auto"/>
-                <w:sz w:val="24"/>
-                <w:highlight w:val="none"/>
-                <w:shd w:val="clear" w:color="auto" w:fill="auto"/>
-                <w:lang w:val="en-US" w:eastAsia="zh-CN"/>
-              </w:rPr>
-              <w:t>4.2.1预算金额（元）：{{ 预算金额2 }}，最高限价（元）：{{ 最高限价 }}</w:t>
-            </w:r>
-            <w:r>
-              <w:rPr>
-                <w:rFonts w:hint="default" w:ascii="Times New Roman" w:hAnsi="Times New Roman" w:eastAsia="仿宋" w:cs="Times New Roman"/>
-                <w:color w:val="auto"/>
-                <w:sz w:val="24"/>
-                <w:highlight w:val="none"/>
-                <w:shd w:val="clear" w:color="auto" w:fill="auto"/>
-              </w:rPr>
-            </w:r>
-            <w:r>
-              <w:rPr>
-                <w:rFonts w:hint="default" w:ascii="Times New Roman" w:hAnsi="Times New Roman" w:eastAsia="仿宋" w:cs="Times New Roman"/>
-                <w:color w:val="auto"/>
-                <w:sz w:val="24"/>
-                <w:highlight w:val="none"/>
-                <w:u w:val="single"/>
-                <w:shd w:val="clear" w:color="auto" w:fill="auto"/>
-                <w:lang w:val="en-US" w:eastAsia="zh-CN"/>
-              </w:rPr>
-            </w:r>
-            <w:r>
-              <w:rPr>
-                <w:rFonts w:hint="default" w:ascii="Times New Roman" w:hAnsi="Times New Roman" w:eastAsia="仿宋" w:cs="Times New Roman"/>
-                <w:color w:val="auto"/>
-                <w:sz w:val="24"/>
-                <w:highlight w:val="none"/>
-                <w:shd w:val="clear" w:color="auto" w:fill="auto"/>
-              </w:rPr>
-            </w:r>
-            <w:r>
-              <w:rPr>
-                <w:rFonts w:hint="default" w:ascii="Times New Roman" w:hAnsi="Times New Roman" w:eastAsia="仿宋" w:cs="Times New Roman"/>
-                <w:color w:val="auto"/>
-                <w:sz w:val="24"/>
-                <w:highlight w:val="none"/>
-                <w:u w:val="single"/>
-                <w:shd w:val="clear" w:color="auto" w:fill="auto"/>
-                <w:lang w:val="en-US" w:eastAsia="zh-CN"/>
-              </w:rPr>
-            </w:r>
-          </w:p>
-          <w:p>
-            <w:pPr>
-              <w:spacing w:line="400" w:lineRule="exact"/>
-              <w:jc w:val="left"/>
-              <w:rPr>
-                <w:rFonts w:hint="default" w:ascii="Times New Roman" w:hAnsi="Times New Roman" w:eastAsia="仿宋" w:cs="Times New Roman"/>
-                <w:color w:val="auto"/>
-                <w:sz w:val="24"/>
-                <w:highlight w:val="none"/>
-                <w:shd w:val="clear" w:color="auto" w:fill="auto"/>
-                <w:lang w:eastAsia="zh-CN"/>
-              </w:rPr>
-            </w:pPr>
-            <w:r>
-              <w:rPr>
-                <w:rFonts w:hint="default" w:ascii="Times New Roman" w:hAnsi="Times New Roman" w:eastAsia="仿宋" w:cs="Times New Roman"/>
-                <w:color w:val="auto"/>
-                <w:sz w:val="24"/>
-                <w:highlight w:val="none"/>
-                <w:shd w:val="clear" w:color="auto" w:fill="auto"/>
-                <w:lang w:val="en-US" w:eastAsia="zh-CN"/>
-              </w:rPr>
-              <w:t>4.2.2评审方法：{{ 评审方法|选("综合评分法","最低评标价法","性价比法") }}</w:t>
-            </w:r>
-            <w:r>
-              <w:rPr>
-                <w:rFonts w:hint="default" w:ascii="Times New Roman" w:hAnsi="Times New Roman" w:eastAsia="仿宋" w:cs="Times New Roman"/>
-                <w:color w:val="auto"/>
-                <w:sz w:val="24"/>
-                <w:highlight w:val="none"/>
-                <w:shd w:val="clear" w:color="auto" w:fill="auto"/>
-              </w:rPr>
-            </w:r>
-            <w:r>
-              <w:rPr>
-                <w:rFonts w:hint="default" w:ascii="Times New Roman" w:hAnsi="Times New Roman" w:eastAsia="仿宋" w:cs="Times New Roman"/>
-                <w:color w:val="auto"/>
-                <w:sz w:val="24"/>
-                <w:highlight w:val="none"/>
-                <w:shd w:val="clear" w:color="auto" w:fill="auto"/>
-                <w:lang w:eastAsia="zh-CN"/>
-              </w:rPr>
-            </w:r>
-            <w:r>
-              <w:rPr>
-                <w:rFonts w:hint="default" w:ascii="Times New Roman" w:hAnsi="Times New Roman" w:eastAsia="仿宋" w:cs="Times New Roman"/>
-                <w:color w:val="auto"/>
-                <w:sz w:val="24"/>
-                <w:highlight w:val="none"/>
-                <w:shd w:val="clear" w:color="auto" w:fill="auto"/>
-              </w:rPr>
-            </w:r>
-            <w:r>
-              <w:rPr>
-                <w:rFonts w:hint="default" w:ascii="Times New Roman" w:hAnsi="Times New Roman" w:eastAsia="仿宋" w:cs="Times New Roman"/>
-                <w:color w:val="auto"/>
-                <w:sz w:val="24"/>
-                <w:highlight w:val="none"/>
-                <w:shd w:val="clear" w:color="auto" w:fill="auto"/>
-                <w:lang w:eastAsia="zh-CN"/>
-              </w:rPr>
-            </w:r>
-          </w:p>
-          <w:p>
-            <w:pPr>
-              <w:spacing w:line="400" w:lineRule="exact"/>
-              <w:jc w:val="left"/>
-              <w:rPr>
-                <w:rFonts w:hint="default" w:ascii="Times New Roman" w:hAnsi="Times New Roman" w:eastAsia="仿宋" w:cs="Times New Roman"/>
-                <w:color w:val="auto"/>
-                <w:sz w:val="24"/>
-                <w:highlight w:val="none"/>
-                <w:shd w:val="clear" w:color="auto" w:fill="auto"/>
-                <w:lang w:eastAsia="zh-CN"/>
-              </w:rPr>
-            </w:pPr>
-            <w:r>
-              <w:rPr>
-                <w:rFonts w:hint="default" w:ascii="Times New Roman" w:hAnsi="Times New Roman" w:eastAsia="仿宋" w:cs="Times New Roman"/>
-                <w:color w:val="auto"/>
-                <w:sz w:val="24"/>
-                <w:highlight w:val="none"/>
-                <w:shd w:val="clear" w:color="auto" w:fill="auto"/>
-                <w:lang w:val="en-US" w:eastAsia="zh-CN"/>
-              </w:rPr>
-              <w:t>4.2.3定价方式：{{ 定价方式|选("固定单价","固定总价") }}</w:t>
-            </w:r>
-            <w:r>
-              <w:rPr>
-                <w:rFonts w:hint="default" w:ascii="Times New Roman" w:hAnsi="Times New Roman" w:eastAsia="仿宋" w:cs="Times New Roman"/>
-                <w:color w:val="auto"/>
-                <w:sz w:val="24"/>
-                <w:highlight w:val="none"/>
-                <w:shd w:val="clear" w:color="auto" w:fill="auto"/>
-              </w:rPr>
-            </w:r>
-            <w:r>
-              <w:rPr>
-                <w:rFonts w:hint="default" w:ascii="Times New Roman" w:hAnsi="Times New Roman" w:eastAsia="仿宋" w:cs="Times New Roman"/>
-                <w:color w:val="auto"/>
-                <w:sz w:val="24"/>
-                <w:highlight w:val="none"/>
-                <w:shd w:val="clear" w:color="auto" w:fill="auto"/>
-                <w:lang w:eastAsia="zh-CN"/>
-              </w:rPr>
-            </w:r>
-            <w:r>
-              <w:rPr>
-                <w:rFonts w:hint="default" w:ascii="Times New Roman" w:hAnsi="Times New Roman" w:eastAsia="仿宋" w:cs="Times New Roman"/>
-                <w:color w:val="auto"/>
-                <w:sz w:val="24"/>
-                <w:highlight w:val="none"/>
-                <w:shd w:val="clear" w:color="auto" w:fill="auto"/>
-              </w:rPr>
-            </w:r>
-            <w:r>
-              <w:rPr>
-                <w:rFonts w:hint="default" w:ascii="Times New Roman" w:hAnsi="Times New Roman" w:eastAsia="仿宋" w:cs="Times New Roman"/>
-                <w:color w:val="auto"/>
-                <w:sz w:val="24"/>
-                <w:highlight w:val="none"/>
-                <w:shd w:val="clear" w:color="auto" w:fill="auto"/>
-                <w:lang w:eastAsia="zh-CN"/>
-              </w:rPr>
-            </w:r>
-          </w:p>
-          <w:p>
-            <w:pPr>
-              <w:spacing w:line="400" w:lineRule="exact"/>
-              <w:jc w:val="left"/>
-              <w:rPr>
-                <w:rFonts w:hint="default" w:ascii="Times New Roman" w:hAnsi="Times New Roman" w:cs="Times New Roman"/>
-                <w:color w:val="auto"/>
-                <w:highlight w:val="none"/>
-                <w:shd w:val="clear" w:color="auto" w:fill="auto"/>
-                <w:lang w:eastAsia="zh-CN"/>
-              </w:rPr>
-            </w:pPr>
-            <w:r>
-              <w:rPr>
-                <w:rFonts w:hint="default" w:ascii="Times New Roman" w:hAnsi="Times New Roman" w:eastAsia="仿宋" w:cs="Times New Roman"/>
-                <w:color w:val="auto"/>
-                <w:sz w:val="24"/>
-                <w:highlight w:val="none"/>
-                <w:shd w:val="clear" w:color="auto" w:fill="auto"/>
-                <w:lang w:val="en-US" w:eastAsia="zh-CN"/>
-              </w:rPr>
-              <w:t>以下内容为政府采购必填项，若为自行采购项目，无需填写。</w:t>
-            </w:r>
-          </w:p>
-          <w:p>
-            <w:pPr>
-              <w:spacing w:line="400" w:lineRule="exact"/>
-              <w:jc w:val="left"/>
-              <w:rPr>
-                <w:rFonts w:hint="default" w:ascii="Times New Roman" w:hAnsi="Times New Roman" w:eastAsia="仿宋" w:cs="Times New Roman"/>
-                <w:color w:val="auto"/>
-                <w:sz w:val="24"/>
-                <w:highlight w:val="none"/>
-                <w:shd w:val="clear" w:color="auto" w:fill="auto"/>
-              </w:rPr>
-            </w:pPr>
-            <w:r>
-              <w:rPr>
-                <w:rFonts w:hint="default" w:ascii="Times New Roman" w:hAnsi="Times New Roman" w:eastAsia="仿宋" w:cs="Times New Roman"/>
-                <w:color w:val="auto"/>
-                <w:sz w:val="24"/>
-                <w:highlight w:val="none"/>
-                <w:shd w:val="clear" w:color="auto" w:fill="auto"/>
-                <w:lang w:val="en-US" w:eastAsia="zh-CN"/>
-              </w:rPr>
-              <w:t>4.2.4是否支持联合体投标：{{ 是否支持联合体投标|是否 }}</w:t>
-            </w:r>
-            <w:r>
-              <w:rPr>
-                <w:rFonts w:hint="default" w:ascii="Times New Roman" w:hAnsi="Times New Roman" w:eastAsia="仿宋" w:cs="Times New Roman"/>
-                <w:color w:val="auto"/>
-                <w:sz w:val="24"/>
-                <w:highlight w:val="none"/>
-                <w:shd w:val="clear" w:color="auto" w:fill="auto"/>
-              </w:rPr>
-            </w:r>
-            <w:r>
-              <w:rPr>
-                <w:rFonts w:hint="default" w:ascii="Times New Roman" w:hAnsi="Times New Roman" w:eastAsia="仿宋" w:cs="Times New Roman"/>
-                <w:color w:val="auto"/>
-                <w:sz w:val="24"/>
-                <w:highlight w:val="none"/>
-                <w:u w:val="single"/>
-                <w:shd w:val="clear" w:color="auto" w:fill="auto"/>
-                <w:lang w:val="en-US" w:eastAsia="zh-CN"/>
-              </w:rPr>
-            </w:r>
-          </w:p>
-          <w:p>
-            <w:pPr>
-              <w:spacing w:line="400" w:lineRule="exact"/>
-              <w:jc w:val="left"/>
-              <w:rPr>
-                <w:rFonts w:hint="default" w:ascii="Times New Roman" w:hAnsi="Times New Roman" w:eastAsia="仿宋" w:cs="Times New Roman"/>
-                <w:color w:val="auto"/>
-                <w:sz w:val="24"/>
-                <w:highlight w:val="none"/>
-                <w:u w:val="single"/>
-                <w:shd w:val="clear" w:color="auto" w:fill="auto"/>
-                <w:lang w:val="en-US" w:eastAsia="zh-CN"/>
-              </w:rPr>
-            </w:pPr>
-            <w:r>
-              <w:rPr>
-                <w:rFonts w:hint="default" w:ascii="Times New Roman" w:hAnsi="Times New Roman" w:eastAsia="仿宋" w:cs="Times New Roman"/>
-                <w:color w:val="auto"/>
-                <w:sz w:val="24"/>
-                <w:highlight w:val="none"/>
-                <w:shd w:val="clear" w:color="auto" w:fill="auto"/>
-                <w:lang w:val="en-US" w:eastAsia="zh-CN"/>
-              </w:rPr>
-              <w:t>4.2.5是否允许合同分包选项：{{ 是否允许合同分包|是否 }}</w:t>
-            </w:r>
-            <w:r>
-              <w:rPr>
-                <w:rFonts w:hint="default" w:ascii="Times New Roman" w:hAnsi="Times New Roman" w:eastAsia="仿宋" w:cs="Times New Roman"/>
-                <w:color w:val="auto"/>
-                <w:sz w:val="24"/>
-                <w:highlight w:val="none"/>
-                <w:shd w:val="clear" w:color="auto" w:fill="auto"/>
-              </w:rPr>
-            </w:r>
-            <w:r>
-              <w:rPr>
-                <w:rFonts w:hint="default" w:ascii="Times New Roman" w:hAnsi="Times New Roman" w:eastAsia="仿宋" w:cs="Times New Roman"/>
-                <w:color w:val="auto"/>
-                <w:sz w:val="24"/>
-                <w:highlight w:val="none"/>
-                <w:u w:val="single"/>
-                <w:shd w:val="clear" w:color="auto" w:fill="auto"/>
-                <w:lang w:val="en-US" w:eastAsia="zh-CN"/>
-              </w:rPr>
-            </w:r>
-          </w:p>
-          <w:p>
-            <w:pPr>
-              <w:spacing w:line="400" w:lineRule="exact"/>
-              <w:jc w:val="left"/>
-              <w:rPr>
-                <w:rFonts w:hint="default" w:ascii="Times New Roman" w:hAnsi="Times New Roman" w:cs="Times New Roman"/>
-                <w:color w:val="auto"/>
-                <w:highlight w:val="none"/>
-                <w:shd w:val="clear" w:color="auto" w:fill="auto"/>
-                <w:lang w:val="en-US" w:eastAsia="zh-CN"/>
-              </w:rPr>
-            </w:pPr>
-            <w:r>
-              <w:rPr>
-                <w:rFonts w:hint="default" w:ascii="Times New Roman" w:hAnsi="Times New Roman" w:eastAsia="仿宋" w:cs="Times New Roman"/>
-                <w:color w:val="auto"/>
-                <w:sz w:val="24"/>
-                <w:highlight w:val="none"/>
-                <w:shd w:val="clear" w:color="auto" w:fill="auto"/>
-                <w:lang w:val="en-US" w:eastAsia="zh-CN"/>
-              </w:rPr>
-              <w:t>4.2.6执行政府采购促进中小企业发展的相关政策：{{ 中小企业政策2 }}</w:t>
-            </w:r>
-            <w:r>
-              <w:rPr>
-                <w:rFonts w:hint="default" w:ascii="Times New Roman" w:hAnsi="Times New Roman" w:eastAsia="仿宋" w:cs="Times New Roman"/>
-                <w:color w:val="auto"/>
-                <w:sz w:val="24"/>
-                <w:highlight w:val="none"/>
-                <w:shd w:val="clear" w:color="auto" w:fill="auto"/>
-              </w:rPr>
-            </w:r>
-            <w:r>
-              <w:rPr>
-                <w:rFonts w:hint="default" w:ascii="Times New Roman" w:hAnsi="Times New Roman" w:eastAsia="仿宋" w:cs="Times New Roman"/>
-                <w:color w:val="auto"/>
-                <w:sz w:val="24"/>
-                <w:highlight w:val="none"/>
-                <w:shd w:val="clear" w:color="auto" w:fill="auto"/>
-                <w:lang w:eastAsia="zh-CN"/>
-              </w:rPr>
-            </w:r>
-            <w:r>
-              <w:rPr>
-                <w:rFonts w:hint="default" w:ascii="Times New Roman" w:hAnsi="Times New Roman" w:eastAsia="仿宋" w:cs="Times New Roman"/>
-                <w:color w:val="auto"/>
-                <w:sz w:val="24"/>
-                <w:highlight w:val="none"/>
-                <w:u w:val="single"/>
-                <w:shd w:val="clear" w:color="auto" w:fill="auto"/>
-                <w:lang w:val="en-US" w:eastAsia="zh-CN"/>
-              </w:rPr>
+              <w:t>{%tr for 包 in 分包 %}</w:t>
             </w:r>
           </w:p>
         </w:tc>
@@ -5785,6 +5425,266 @@
               <w:jc w:val="left"/>
               <w:rPr>
                 <w:rFonts w:hint="default" w:ascii="Times New Roman" w:hAnsi="Times New Roman" w:eastAsia="仿宋" w:cs="Times New Roman"/>
+                <w:b/>
+                <w:bCs/>
+                <w:color w:val="auto"/>
+                <w:sz w:val="24"/>
+                <w:highlight w:val="none"/>
+                <w:shd w:val="clear" w:color="auto" w:fill="auto"/>
+              </w:rPr>
+            </w:pPr>
+            <w:r>
+              <w:rPr>
+                <w:rFonts w:hint="default" w:ascii="Times New Roman" w:hAnsi="Times New Roman" w:eastAsia="仿宋" w:cs="Times New Roman"/>
+                <w:b/>
+                <w:bCs/>
+                <w:color w:val="auto"/>
+                <w:sz w:val="24"/>
+                <w:highlight w:val="none"/>
+                <w:shd w:val="clear" w:color="auto" w:fill="auto"/>
+              </w:rPr>
+              <w:t>合同包{{ 包.序号中文 }}</w:t>
+            </w:r>
+          </w:p>
+          <w:p>
+            <w:pPr>
+              <w:spacing w:line="400" w:lineRule="exact"/>
+              <w:jc w:val="left"/>
+              <w:rPr>
+                <w:rFonts w:hint="default" w:ascii="Times New Roman" w:hAnsi="Times New Roman" w:eastAsia="仿宋" w:cs="Times New Roman"/>
+                <w:b/>
+                <w:bCs/>
+                <w:color w:val="auto"/>
+                <w:sz w:val="24"/>
+                <w:highlight w:val="none"/>
+                <w:shd w:val="clear" w:color="auto" w:fill="auto"/>
+              </w:rPr>
+            </w:pPr>
+            <w:r>
+              <w:rPr>
+                <w:rFonts w:hint="default" w:ascii="Times New Roman" w:hAnsi="Times New Roman" w:eastAsia="仿宋" w:cs="Times New Roman"/>
+                <w:b/>
+                <w:bCs/>
+                <w:color w:val="auto"/>
+                <w:sz w:val="24"/>
+                <w:highlight w:val="none"/>
+                <w:shd w:val="clear" w:color="auto" w:fill="auto"/>
+              </w:rPr>
+              <w:t>4.2.1预算金额（元）：{{ 包.预算金额 }}，最高限价（元）：{{ 包.最高限价 }}</w:t>
+            </w:r>
+          </w:p>
+          <w:p>
+            <w:pPr>
+              <w:spacing w:line="400" w:lineRule="exact"/>
+              <w:jc w:val="left"/>
+              <w:rPr>
+                <w:rFonts w:hint="default" w:ascii="Times New Roman" w:hAnsi="Times New Roman" w:eastAsia="仿宋" w:cs="Times New Roman"/>
+                <w:b/>
+                <w:bCs/>
+                <w:color w:val="auto"/>
+                <w:sz w:val="24"/>
+                <w:highlight w:val="none"/>
+                <w:shd w:val="clear" w:color="auto" w:fill="auto"/>
+              </w:rPr>
+            </w:pPr>
+            <w:r>
+              <w:rPr>
+                <w:rFonts w:hint="default" w:ascii="Times New Roman" w:hAnsi="Times New Roman" w:eastAsia="仿宋" w:cs="Times New Roman"/>
+                <w:b/>
+                <w:bCs/>
+                <w:color w:val="auto"/>
+                <w:sz w:val="24"/>
+                <w:highlight w:val="none"/>
+                <w:shd w:val="clear" w:color="auto" w:fill="auto"/>
+              </w:rPr>
+              <w:t>4.2.2评审方法：{{ 包.评审方法|选("最低评标价法","综合评分法") }}</w:t>
+            </w:r>
+          </w:p>
+          <w:p>
+            <w:pPr>
+              <w:spacing w:line="400" w:lineRule="exact"/>
+              <w:jc w:val="left"/>
+              <w:rPr>
+                <w:rFonts w:hint="default" w:ascii="Times New Roman" w:hAnsi="Times New Roman" w:eastAsia="仿宋" w:cs="Times New Roman"/>
+                <w:b/>
+                <w:bCs/>
+                <w:color w:val="auto"/>
+                <w:sz w:val="24"/>
+                <w:highlight w:val="none"/>
+                <w:shd w:val="clear" w:color="auto" w:fill="auto"/>
+              </w:rPr>
+            </w:pPr>
+            <w:r>
+              <w:rPr>
+                <w:rFonts w:hint="default" w:ascii="Times New Roman" w:hAnsi="Times New Roman" w:eastAsia="仿宋" w:cs="Times New Roman"/>
+                <w:b/>
+                <w:bCs/>
+                <w:color w:val="auto"/>
+                <w:sz w:val="24"/>
+                <w:highlight w:val="none"/>
+                <w:shd w:val="clear" w:color="auto" w:fill="auto"/>
+              </w:rPr>
+              <w:t>4.2.3定价方式：{{ 包.定价方式|选("固定单价","固定总价") }}</w:t>
+            </w:r>
+          </w:p>
+          <w:p>
+            <w:pPr>
+              <w:spacing w:line="400" w:lineRule="exact"/>
+              <w:jc w:val="left"/>
+              <w:rPr>
+                <w:rFonts w:hint="default" w:ascii="Times New Roman" w:hAnsi="Times New Roman" w:eastAsia="仿宋" w:cs="Times New Roman"/>
+                <w:b/>
+                <w:bCs/>
+                <w:color w:val="auto"/>
+                <w:sz w:val="24"/>
+                <w:highlight w:val="none"/>
+                <w:shd w:val="clear" w:color="auto" w:fill="auto"/>
+              </w:rPr>
+            </w:pPr>
+            <w:r>
+              <w:rPr>
+                <w:rFonts w:hint="default" w:ascii="Times New Roman" w:hAnsi="Times New Roman" w:eastAsia="仿宋" w:cs="Times New Roman"/>
+                <w:b/>
+                <w:bCs/>
+                <w:color w:val="auto"/>
+                <w:sz w:val="24"/>
+                <w:highlight w:val="none"/>
+                <w:shd w:val="clear" w:color="auto" w:fill="auto"/>
+              </w:rPr>
+              <w:t>以下内容为政府采购必填项，若为自行采购项目，无需填写。</w:t>
+            </w:r>
+          </w:p>
+          <w:p>
+            <w:pPr>
+              <w:spacing w:line="400" w:lineRule="exact"/>
+              <w:jc w:val="left"/>
+              <w:rPr>
+                <w:rFonts w:hint="default" w:ascii="Times New Roman" w:hAnsi="Times New Roman" w:eastAsia="仿宋" w:cs="Times New Roman"/>
+                <w:b/>
+                <w:bCs/>
+                <w:color w:val="auto"/>
+                <w:sz w:val="24"/>
+                <w:highlight w:val="none"/>
+                <w:shd w:val="clear" w:color="auto" w:fill="auto"/>
+              </w:rPr>
+            </w:pPr>
+            <w:r>
+              <w:rPr>
+                <w:rFonts w:hint="default" w:ascii="Times New Roman" w:hAnsi="Times New Roman" w:eastAsia="仿宋" w:cs="Times New Roman"/>
+                <w:b/>
+                <w:bCs/>
+                <w:color w:val="auto"/>
+                <w:sz w:val="24"/>
+                <w:highlight w:val="none"/>
+                <w:shd w:val="clear" w:color="auto" w:fill="auto"/>
+              </w:rPr>
+              <w:t>4.2.4是否支持联合体投标：{{ 包.是否支持联合体投标|是否 }}</w:t>
+            </w:r>
+          </w:p>
+          <w:p>
+            <w:pPr>
+              <w:spacing w:line="400" w:lineRule="exact"/>
+              <w:jc w:val="left"/>
+              <w:rPr>
+                <w:rFonts w:hint="default" w:ascii="Times New Roman" w:hAnsi="Times New Roman" w:eastAsia="仿宋" w:cs="Times New Roman"/>
+                <w:b/>
+                <w:bCs/>
+                <w:color w:val="auto"/>
+                <w:sz w:val="24"/>
+                <w:highlight w:val="none"/>
+                <w:shd w:val="clear" w:color="auto" w:fill="auto"/>
+              </w:rPr>
+            </w:pPr>
+            <w:r>
+              <w:rPr>
+                <w:rFonts w:hint="default" w:ascii="Times New Roman" w:hAnsi="Times New Roman" w:eastAsia="仿宋" w:cs="Times New Roman"/>
+                <w:b/>
+                <w:bCs/>
+                <w:color w:val="auto"/>
+                <w:sz w:val="24"/>
+                <w:highlight w:val="none"/>
+                <w:shd w:val="clear" w:color="auto" w:fill="auto"/>
+              </w:rPr>
+              <w:t>4.2.5是否允许合同分包：{{ 包.是否允许合同分包|是否 }}</w:t>
+            </w:r>
+          </w:p>
+          <w:p>
+            <w:pPr>
+              <w:spacing w:line="400" w:lineRule="exact"/>
+              <w:jc w:val="left"/>
+              <w:rPr>
+                <w:rFonts w:hint="default" w:ascii="Times New Roman" w:hAnsi="Times New Roman" w:eastAsia="仿宋" w:cs="Times New Roman"/>
+                <w:b/>
+                <w:bCs/>
+                <w:color w:val="auto"/>
+                <w:sz w:val="24"/>
+                <w:highlight w:val="none"/>
+                <w:shd w:val="clear" w:color="auto" w:fill="auto"/>
+              </w:rPr>
+            </w:pPr>
+            <w:r>
+              <w:rPr>
+                <w:rFonts w:hint="default" w:ascii="Times New Roman" w:hAnsi="Times New Roman" w:eastAsia="仿宋" w:cs="Times New Roman"/>
+                <w:b/>
+                <w:bCs/>
+                <w:color w:val="auto"/>
+                <w:sz w:val="24"/>
+                <w:highlight w:val="none"/>
+                <w:shd w:val="clear" w:color="auto" w:fill="auto"/>
+              </w:rPr>
+              <w:t>4.2.6执行政府采购促进中小企业发展的相关政策：{{ 包.中小企业政策 }}</w:t>
+            </w:r>
+          </w:p>
+        </w:tc>
+      </w:tr>
+      <w:tr>
+        <w:tblPrEx>
+          <w:tblBorders>
+            <w:top w:val="none" w:color="auto" w:sz="0" w:space="0"/>
+            <w:left w:val="none" w:color="auto" w:sz="0" w:space="0"/>
+            <w:bottom w:val="none" w:color="auto" w:sz="0" w:space="0"/>
+            <w:right w:val="none" w:color="auto" w:sz="0" w:space="0"/>
+            <w:insideH w:val="none" w:color="auto" w:sz="0" w:space="0"/>
+            <w:insideV w:val="none" w:color="auto" w:sz="0" w:space="0"/>
+          </w:tblBorders>
+          <w:shd w:val="clear" w:color="auto" w:fill="auto"/>
+          <w:tblCellMar>
+            <w:top w:w="0" w:type="dxa"/>
+            <w:left w:w="0" w:type="dxa"/>
+            <w:bottom w:w="0" w:type="dxa"/>
+            <w:right w:w="0" w:type="dxa"/>
+          </w:tblCellMar>
+        </w:tblPrEx>
+        <w:trPr>
+          <w:trHeight w:val="90" w:hRule="atLeast"/>
+          <w:tblHeader/>
+        </w:trPr>
+        <w:tc>
+          <w:tcPr>
+            <w:tcW w:w="8920" w:type="dxa"/>
+            <w:gridSpan w:val="19"/>
+            <w:tcBorders>
+              <w:top w:val="single" w:color="333333" w:sz="6" w:space="0"/>
+              <w:left w:val="single" w:color="333333" w:sz="6" w:space="0"/>
+              <w:bottom w:val="single" w:color="333333" w:sz="6" w:space="0"/>
+              <w:right w:val="single" w:color="333333" w:sz="6" w:space="0"/>
+            </w:tcBorders>
+            <w:shd w:val="clear" w:color="auto" w:fill="auto"/>
+            <w:noWrap w:val="0"/>
+            <w:tcMar>
+              <w:top w:w="75" w:type="dxa"/>
+              <w:left w:w="120" w:type="dxa"/>
+              <w:bottom w:w="75" w:type="dxa"/>
+              <w:right w:w="120" w:type="dxa"/>
+            </w:tcMar>
+            <w:vAlign w:val="center"/>
+          </w:tcPr>
+          <w:p>
+            <w:pPr>
+              <w:spacing w:line="400" w:lineRule="exact"/>
+              <w:jc w:val="left"/>
+              <w:rPr>
+                <w:rFonts w:hint="default" w:ascii="Times New Roman" w:hAnsi="Times New Roman" w:eastAsia="仿宋" w:cs="Times New Roman"/>
                 <w:color w:val="auto"/>
                 <w:sz w:val="24"/>
                 <w:highlight w:val="none"/>
@@ -5871,7 +5771,7 @@
                 <w:shd w:val="clear" w:color="auto" w:fill="auto"/>
                 <w:lang w:eastAsia="zh-CN"/>
               </w:rPr>
-              <w:t>须知</w:t>
+              <w:t>须知：标注“★”的为实质性条款，投标人不满足的按无效投标处理；标注“▲”的为重要条款，得分占比高于一般条款；未标注的为一般条款。</w:t>
             </w:r>
             <w:r>
               <w:rPr>
@@ -5882,18 +5782,16 @@
                 <w:shd w:val="clear" w:color="auto" w:fill="auto"/>
                 <w:lang w:eastAsia="zh-CN"/>
               </w:rPr>
-              <w:t>：</w:t>
-            </w:r>
-            <w:r>
-              <w:rPr>
-                <w:rFonts w:hint="default" w:ascii="Times New Roman" w:hAnsi="Times New Roman" w:eastAsia="仿宋" w:cs="Times New Roman"/>
-                <w:color w:val="auto"/>
-                <w:sz w:val="24"/>
-                <w:highlight w:val="none"/>
-                <w:shd w:val="clear" w:color="auto" w:fill="auto"/>
-                <w:lang w:val="en-US" w:eastAsia="zh-CN"/>
-              </w:rPr>
-              <w:t>1.</w:t>
+            </w:r>
+            <w:r>
+              <w:rPr>
+                <w:rFonts w:hint="default" w:ascii="Times New Roman" w:hAnsi="Times New Roman" w:eastAsia="仿宋" w:cs="Times New Roman"/>
+                <w:color w:val="auto"/>
+                <w:sz w:val="24"/>
+                <w:highlight w:val="none"/>
+                <w:shd w:val="clear" w:color="auto" w:fill="auto"/>
+                <w:lang w:val="en-US" w:eastAsia="zh-CN"/>
+              </w:rPr>
             </w:r>
             <w:r>
               <w:rPr>
@@ -5904,17 +5802,15 @@
                 <w:shd w:val="clear" w:color="auto" w:fill="auto"/>
                 <w:lang w:eastAsia="zh-CN"/>
               </w:rPr>
-              <w:t>本部分</w:t>
-            </w:r>
-            <w:r>
-              <w:rPr>
-                <w:rFonts w:hint="default" w:ascii="Times New Roman" w:hAnsi="Times New Roman" w:eastAsia="仿宋" w:cs="Times New Roman"/>
-                <w:color w:val="auto"/>
-                <w:sz w:val="24"/>
-                <w:highlight w:val="none"/>
-                <w:shd w:val="clear" w:color="auto" w:fill="auto"/>
-              </w:rPr>
-              <w:t>标注“★”的条款为本项目的实质性条款，投标人不满足的，将按照无效投标处理</w:t>
+            </w:r>
+            <w:r>
+              <w:rPr>
+                <w:rFonts w:hint="default" w:ascii="Times New Roman" w:hAnsi="Times New Roman" w:eastAsia="仿宋" w:cs="Times New Roman"/>
+                <w:color w:val="auto"/>
+                <w:sz w:val="24"/>
+                <w:highlight w:val="none"/>
+                <w:shd w:val="clear" w:color="auto" w:fill="auto"/>
+              </w:rPr>
             </w:r>
             <w:r>
               <w:rPr>
@@ -5925,17 +5821,15 @@
                 <w:shd w:val="clear" w:color="auto" w:fill="auto"/>
                 <w:lang w:eastAsia="zh-CN"/>
               </w:rPr>
-              <w:t>；标注“</w:t>
-            </w:r>
-            <w:r>
-              <w:rPr>
-                <w:rFonts w:hint="default" w:ascii="Times New Roman" w:hAnsi="Times New Roman" w:eastAsia="仿宋" w:cs="Times New Roman"/>
-                <w:color w:val="auto"/>
-                <w:sz w:val="24"/>
-                <w:highlight w:val="none"/>
-                <w:shd w:val="clear" w:color="auto" w:fill="auto"/>
-              </w:rPr>
-              <w:t>▲</w:t>
+            </w:r>
+            <w:r>
+              <w:rPr>
+                <w:rFonts w:hint="default" w:ascii="Times New Roman" w:hAnsi="Times New Roman" w:eastAsia="仿宋" w:cs="Times New Roman"/>
+                <w:color w:val="auto"/>
+                <w:sz w:val="24"/>
+                <w:highlight w:val="none"/>
+                <w:shd w:val="clear" w:color="auto" w:fill="auto"/>
+              </w:rPr>
             </w:r>
             <w:r>
               <w:rPr>
@@ -5946,230 +5840,117 @@
                 <w:shd w:val="clear" w:color="auto" w:fill="auto"/>
                 <w:lang w:eastAsia="zh-CN"/>
               </w:rPr>
-              <w:t>”的为重要条款，得分占比相较一般条款更高；未标注条款为一般条款</w:t>
-            </w:r>
-            <w:r>
-              <w:rPr>
-                <w:rFonts w:hint="default" w:ascii="Times New Roman" w:hAnsi="Times New Roman" w:eastAsia="仿宋" w:cs="Times New Roman"/>
-                <w:color w:val="auto"/>
-                <w:sz w:val="24"/>
-                <w:highlight w:val="none"/>
-                <w:shd w:val="clear" w:color="auto" w:fill="auto"/>
-              </w:rPr>
-              <w:t>。</w:t>
-            </w:r>
-          </w:p>
-          <w:p>
-            <w:pPr>
-              <w:spacing w:line="400" w:lineRule="exact"/>
-              <w:jc w:val="left"/>
-              <w:rPr>
-                <w:rFonts w:hint="default" w:ascii="Times New Roman" w:hAnsi="Times New Roman" w:eastAsia="仿宋" w:cs="Times New Roman"/>
-                <w:color w:val="auto"/>
-                <w:sz w:val="24"/>
-                <w:highlight w:val="none"/>
-                <w:shd w:val="clear" w:color="auto" w:fill="auto"/>
-                <w:lang w:val="en-US" w:eastAsia="zh-CN"/>
-              </w:rPr>
-            </w:pPr>
-            <w:r>
-              <w:rPr>
-                <w:rFonts w:hint="default" w:ascii="Times New Roman" w:hAnsi="Times New Roman" w:eastAsia="仿宋" w:cs="Times New Roman"/>
-                <w:color w:val="auto"/>
-                <w:sz w:val="24"/>
-                <w:highlight w:val="none"/>
-                <w:shd w:val="clear" w:color="auto" w:fill="auto"/>
-                <w:lang w:val="en-US" w:eastAsia="zh-CN"/>
-              </w:rPr>
-              <w:t>2.技术要求条款均为条目式，参数设置请客观明确，</w:t>
-            </w:r>
-            <w:r>
-              <w:rPr>
-                <w:rFonts w:hint="default" w:ascii="Times New Roman" w:hAnsi="Times New Roman" w:eastAsia="仿宋" w:cs="Times New Roman"/>
-                <w:color w:val="auto"/>
-                <w:sz w:val="24"/>
-                <w:highlight w:val="none"/>
-                <w:shd w:val="clear" w:color="auto" w:fill="auto"/>
-              </w:rPr>
-              <w:t>参与评分的指标应当是采购需求中的量化指标，评分项应当按照量化指标的等次，设置对应的不同分值。不能完全确定客观指标，需由供应商提供设计方案、解决方案或者组织方案的采购项目，</w:t>
-            </w:r>
-          </w:p>
-          <w:p>
-            <w:pPr>
-              <w:numPr>
-                <w:ilvl w:val="0"/>
-                <w:numId w:val="0"/>
-              </w:numPr>
-              <w:spacing w:line="400" w:lineRule="exact"/>
-              <w:jc w:val="left"/>
-              <w:rPr>
-                <w:rFonts w:hint="default" w:ascii="Times New Roman" w:hAnsi="Times New Roman" w:eastAsia="仿宋" w:cs="Times New Roman"/>
-                <w:b/>
-                <w:bCs/>
-                <w:color w:val="auto"/>
-                <w:sz w:val="24"/>
-                <w:highlight w:val="none"/>
-                <w:shd w:val="clear" w:color="auto" w:fill="auto"/>
-                <w:lang w:val="en-US" w:eastAsia="zh-CN"/>
-              </w:rPr>
-            </w:pPr>
-            <w:r>
-              <w:rPr>
-                <w:rFonts w:hint="default" w:ascii="Times New Roman" w:hAnsi="Times New Roman" w:eastAsia="仿宋" w:cs="Times New Roman"/>
-                <w:b/>
-                <w:bCs/>
-                <w:color w:val="auto"/>
-                <w:kern w:val="2"/>
-                <w:sz w:val="24"/>
-                <w:szCs w:val="24"/>
-                <w:highlight w:val="none"/>
-                <w:shd w:val="clear" w:color="auto" w:fill="auto"/>
-                <w:lang w:val="en-US" w:eastAsia="zh-CN" w:bidi="ar-SA"/>
-              </w:rPr>
-              <w:t>一、</w:t>
-            </w:r>
-            <w:r>
-              <w:rPr>
-                <w:rFonts w:hint="default" w:ascii="Times New Roman" w:hAnsi="Times New Roman" w:eastAsia="仿宋" w:cs="Times New Roman"/>
-                <w:b/>
-                <w:bCs/>
-                <w:color w:val="auto"/>
-                <w:sz w:val="24"/>
-                <w:highlight w:val="none"/>
-                <w:shd w:val="clear" w:color="auto" w:fill="auto"/>
-                <w:lang w:val="en-US" w:eastAsia="zh-CN"/>
-              </w:rPr>
-              <w:t>包一：</w:t>
-            </w:r>
-          </w:p>
-          <w:p>
-            <w:pPr>
-              <w:pStyle w:val="2"/>
-              <w:rPr>
-                <w:rFonts w:hint="default" w:ascii="Times New Roman" w:hAnsi="Times New Roman" w:eastAsia="仿宋" w:cs="Times New Roman"/>
-                <w:b/>
-                <w:bCs/>
-                <w:color w:val="auto"/>
-                <w:sz w:val="24"/>
-                <w:highlight w:val="none"/>
-                <w:shd w:val="clear" w:color="auto" w:fill="auto"/>
-                <w:lang w:val="en-US" w:eastAsia="zh-CN"/>
-              </w:rPr>
-            </w:pPr>
-          </w:p>
-          <w:p>
-            <w:pPr>
-              <w:rPr>
-                <w:rFonts w:hint="default" w:ascii="Times New Roman" w:hAnsi="Times New Roman" w:cs="Times New Roman"/>
-                <w:color w:val="auto"/>
-                <w:highlight w:val="none"/>
-                <w:shd w:val="clear" w:color="auto" w:fill="auto"/>
-                <w:lang w:val="en-US" w:eastAsia="zh-CN"/>
-              </w:rPr>
-            </w:pPr>
-          </w:p>
-          <w:p>
-            <w:pPr>
-              <w:pStyle w:val="2"/>
-              <w:rPr>
-                <w:rFonts w:hint="default" w:ascii="Times New Roman" w:hAnsi="Times New Roman" w:cs="Times New Roman"/>
-                <w:color w:val="auto"/>
-                <w:highlight w:val="none"/>
-                <w:shd w:val="clear" w:color="auto" w:fill="auto"/>
-                <w:lang w:val="en-US" w:eastAsia="zh-CN"/>
-              </w:rPr>
-            </w:pPr>
-          </w:p>
-          <w:p>
-            <w:pPr>
-              <w:numPr>
-                <w:ilvl w:val="0"/>
-                <w:numId w:val="0"/>
-              </w:numPr>
-              <w:spacing w:line="400" w:lineRule="exact"/>
-              <w:jc w:val="left"/>
-              <w:rPr>
-                <w:rFonts w:hint="default" w:ascii="Times New Roman" w:hAnsi="Times New Roman" w:eastAsia="仿宋" w:cs="Times New Roman"/>
-                <w:b/>
-                <w:bCs/>
-                <w:color w:val="auto"/>
-                <w:sz w:val="24"/>
-                <w:highlight w:val="none"/>
-                <w:shd w:val="clear" w:color="auto" w:fill="auto"/>
-                <w:lang w:val="en-US" w:eastAsia="zh-CN"/>
-              </w:rPr>
-            </w:pPr>
-            <w:r>
-              <w:rPr>
-                <w:rFonts w:hint="default" w:ascii="Times New Roman" w:hAnsi="Times New Roman" w:eastAsia="仿宋" w:cs="Times New Roman"/>
-                <w:b/>
-                <w:bCs/>
-                <w:color w:val="auto"/>
-                <w:kern w:val="2"/>
-                <w:sz w:val="24"/>
-                <w:szCs w:val="24"/>
-                <w:highlight w:val="none"/>
-                <w:shd w:val="clear" w:color="auto" w:fill="auto"/>
-                <w:lang w:val="en-US" w:eastAsia="zh-CN" w:bidi="ar-SA"/>
-              </w:rPr>
-              <w:t>二、</w:t>
-            </w:r>
-            <w:r>
-              <w:rPr>
-                <w:rFonts w:hint="default" w:ascii="Times New Roman" w:hAnsi="Times New Roman" w:eastAsia="仿宋" w:cs="Times New Roman"/>
-                <w:b/>
-                <w:bCs/>
-                <w:color w:val="auto"/>
-                <w:sz w:val="24"/>
-                <w:highlight w:val="none"/>
-                <w:shd w:val="clear" w:color="auto" w:fill="auto"/>
-                <w:lang w:val="en-US" w:eastAsia="zh-CN"/>
-              </w:rPr>
-              <w:t>包二：</w:t>
-            </w:r>
-          </w:p>
-          <w:p>
-            <w:pPr>
-              <w:pStyle w:val="2"/>
-              <w:widowControl w:val="0"/>
-              <w:numPr>
-                <w:ilvl w:val="0"/>
-                <w:numId w:val="0"/>
-              </w:numPr>
-              <w:snapToGrid w:val="0"/>
-              <w:spacing w:line="440" w:lineRule="exact"/>
-              <w:jc w:val="both"/>
-              <w:rPr>
-                <w:rFonts w:hint="default" w:ascii="Times New Roman" w:hAnsi="Times New Roman" w:cs="Times New Roman"/>
-                <w:color w:val="auto"/>
-                <w:highlight w:val="none"/>
-                <w:shd w:val="clear" w:color="auto" w:fill="auto"/>
-                <w:lang w:val="en-US" w:eastAsia="zh-CN"/>
-              </w:rPr>
-            </w:pPr>
-          </w:p>
-          <w:p>
-            <w:pPr>
-              <w:rPr>
-                <w:rFonts w:hint="default" w:ascii="Times New Roman" w:hAnsi="Times New Roman" w:cs="Times New Roman"/>
-                <w:color w:val="auto"/>
-                <w:highlight w:val="none"/>
-                <w:shd w:val="clear" w:color="auto" w:fill="auto"/>
-                <w:lang w:val="en-US" w:eastAsia="zh-CN"/>
-              </w:rPr>
-            </w:pPr>
-          </w:p>
-          <w:p>
-            <w:pPr>
-              <w:pStyle w:val="2"/>
-              <w:rPr>
-                <w:rFonts w:hint="default" w:ascii="Times New Roman" w:hAnsi="Times New Roman" w:cs="Times New Roman"/>
-                <w:color w:val="auto"/>
-                <w:highlight w:val="none"/>
-                <w:shd w:val="clear" w:color="auto" w:fill="auto"/>
-                <w:lang w:val="en-US" w:eastAsia="zh-CN"/>
-              </w:rPr>
-            </w:pPr>
+            </w:r>
+            <w:r>
+              <w:rPr>
+                <w:rFonts w:hint="default" w:ascii="Times New Roman" w:hAnsi="Times New Roman" w:eastAsia="仿宋" w:cs="Times New Roman"/>
+                <w:color w:val="auto"/>
+                <w:sz w:val="24"/>
+                <w:highlight w:val="none"/>
+                <w:shd w:val="clear" w:color="auto" w:fill="auto"/>
+              </w:rPr>
+            </w:r>
+          </w:p>
+          <w:p>
+            <w:pPr>
+              <w:spacing w:line="400" w:lineRule="exact"/>
+              <w:jc w:val="left"/>
+              <w:rPr>
+                <w:rFonts w:hint="default" w:ascii="Times New Roman" w:hAnsi="Times New Roman" w:eastAsia="仿宋" w:cs="Times New Roman"/>
+                <w:color w:val="auto"/>
+                <w:sz w:val="24"/>
+                <w:highlight w:val="none"/>
+                <w:shd w:val="clear" w:color="auto" w:fill="auto"/>
+              </w:rPr>
+            </w:pPr>
+            <w:r>
+              <w:rPr>
+                <w:rFonts w:hint="eastAsia" w:ascii="Times New Roman" w:hAnsi="Times New Roman" w:eastAsia="仿宋" w:cs="Times New Roman"/>
+                <w:color w:val="auto"/>
+                <w:sz w:val="24"/>
+                <w:highlight w:val="none"/>
+                <w:shd w:val="clear" w:color="auto" w:fill="auto"/>
+                <w:lang w:eastAsia="zh-CN"/>
+              </w:rPr>
+              <w:t>{{ 包.技术要求 }}</w:t>
+            </w:r>
+            <w:r>
+              <w:rPr>
+                <w:rFonts w:hint="default" w:ascii="Times New Roman" w:hAnsi="Times New Roman" w:eastAsia="仿宋" w:cs="Times New Roman"/>
+                <w:color w:val="auto"/>
+                <w:sz w:val="24"/>
+                <w:highlight w:val="none"/>
+                <w:shd w:val="clear" w:color="auto" w:fill="auto"/>
+                <w:lang w:eastAsia="zh-CN"/>
+              </w:rPr>
+            </w:r>
+            <w:r>
+              <w:rPr>
+                <w:rFonts w:hint="default" w:ascii="Times New Roman" w:hAnsi="Times New Roman" w:eastAsia="仿宋" w:cs="Times New Roman"/>
+                <w:color w:val="auto"/>
+                <w:sz w:val="24"/>
+                <w:highlight w:val="none"/>
+                <w:shd w:val="clear" w:color="auto" w:fill="auto"/>
+                <w:lang w:val="en-US" w:eastAsia="zh-CN"/>
+              </w:rPr>
+            </w:r>
+            <w:r>
+              <w:rPr>
+                <w:rFonts w:hint="default" w:ascii="Times New Roman" w:hAnsi="Times New Roman" w:eastAsia="仿宋" w:cs="Times New Roman"/>
+                <w:color w:val="auto"/>
+                <w:sz w:val="24"/>
+                <w:highlight w:val="none"/>
+                <w:shd w:val="clear" w:color="auto" w:fill="auto"/>
+                <w:lang w:eastAsia="zh-CN"/>
+              </w:rPr>
+            </w:r>
+            <w:r>
+              <w:rPr>
+                <w:rFonts w:hint="default" w:ascii="Times New Roman" w:hAnsi="Times New Roman" w:eastAsia="仿宋" w:cs="Times New Roman"/>
+                <w:color w:val="auto"/>
+                <w:sz w:val="24"/>
+                <w:highlight w:val="none"/>
+                <w:shd w:val="clear" w:color="auto" w:fill="auto"/>
+              </w:rPr>
+            </w:r>
+            <w:r>
+              <w:rPr>
+                <w:rFonts w:hint="default" w:ascii="Times New Roman" w:hAnsi="Times New Roman" w:eastAsia="仿宋" w:cs="Times New Roman"/>
+                <w:color w:val="auto"/>
+                <w:sz w:val="24"/>
+                <w:highlight w:val="none"/>
+                <w:shd w:val="clear" w:color="auto" w:fill="auto"/>
+                <w:lang w:eastAsia="zh-CN"/>
+              </w:rPr>
+            </w:r>
+            <w:r>
+              <w:rPr>
+                <w:rFonts w:hint="default" w:ascii="Times New Roman" w:hAnsi="Times New Roman" w:eastAsia="仿宋" w:cs="Times New Roman"/>
+                <w:color w:val="auto"/>
+                <w:sz w:val="24"/>
+                <w:highlight w:val="none"/>
+                <w:shd w:val="clear" w:color="auto" w:fill="auto"/>
+              </w:rPr>
+            </w:r>
+            <w:r>
+              <w:rPr>
+                <w:rFonts w:hint="default" w:ascii="Times New Roman" w:hAnsi="Times New Roman" w:eastAsia="仿宋" w:cs="Times New Roman"/>
+                <w:color w:val="auto"/>
+                <w:sz w:val="24"/>
+                <w:highlight w:val="none"/>
+                <w:shd w:val="clear" w:color="auto" w:fill="auto"/>
+                <w:lang w:eastAsia="zh-CN"/>
+              </w:rPr>
+            </w:r>
+            <w:r>
+              <w:rPr>
+                <w:rFonts w:hint="default" w:ascii="Times New Roman" w:hAnsi="Times New Roman" w:eastAsia="仿宋" w:cs="Times New Roman"/>
+                <w:color w:val="auto"/>
+                <w:sz w:val="24"/>
+                <w:highlight w:val="none"/>
+                <w:shd w:val="clear" w:color="auto" w:fill="auto"/>
+              </w:rPr>
+            </w:r>
           </w:p>
         </w:tc>
       </w:tr>
@@ -6321,121 +6102,20 @@
                 <w:shd w:val="clear" w:color="auto" w:fill="auto"/>
                 <w:lang w:val="en-US" w:eastAsia="zh-CN" w:bidi="ar-SA"/>
               </w:rPr>
-              <w:t>一、</w:t>
-            </w:r>
-            <w:r>
-              <w:rPr>
-                <w:rFonts w:hint="default" w:ascii="Times New Roman" w:hAnsi="Times New Roman" w:eastAsia="仿宋" w:cs="Times New Roman"/>
-                <w:b/>
-                <w:bCs/>
-                <w:color w:val="auto"/>
-                <w:sz w:val="24"/>
-                <w:highlight w:val="none"/>
-                <w:shd w:val="clear" w:color="auto" w:fill="auto"/>
-                <w:lang w:val="en-US" w:eastAsia="zh-CN"/>
-              </w:rPr>
-              <w:t>包一：</w:t>
-            </w:r>
-          </w:p>
-          <w:p>
-            <w:pPr>
-              <w:pStyle w:val="2"/>
-              <w:rPr>
-                <w:rFonts w:hint="default" w:ascii="Times New Roman" w:hAnsi="Times New Roman" w:eastAsia="仿宋" w:cs="Times New Roman"/>
-                <w:b/>
-                <w:bCs/>
-                <w:color w:val="auto"/>
-                <w:sz w:val="24"/>
-                <w:highlight w:val="none"/>
-                <w:shd w:val="clear" w:color="auto" w:fill="auto"/>
-                <w:lang w:val="en-US" w:eastAsia="zh-CN"/>
-              </w:rPr>
-            </w:pPr>
-          </w:p>
-          <w:p>
-            <w:pPr>
-              <w:pStyle w:val="2"/>
-              <w:rPr>
-                <w:rFonts w:hint="default" w:ascii="Times New Roman" w:hAnsi="Times New Roman" w:cs="Times New Roman"/>
-                <w:color w:val="auto"/>
-                <w:highlight w:val="none"/>
-                <w:shd w:val="clear" w:color="auto" w:fill="auto"/>
-                <w:lang w:val="en-US" w:eastAsia="zh-CN"/>
-              </w:rPr>
-            </w:pPr>
-          </w:p>
-          <w:p>
-            <w:pPr>
-              <w:numPr>
-                <w:ilvl w:val="0"/>
-                <w:numId w:val="0"/>
-              </w:numPr>
-              <w:spacing w:line="400" w:lineRule="exact"/>
-              <w:jc w:val="left"/>
-              <w:rPr>
-                <w:rFonts w:hint="default" w:ascii="Times New Roman" w:hAnsi="Times New Roman" w:eastAsia="仿宋" w:cs="Times New Roman"/>
-                <w:b/>
-                <w:bCs/>
-                <w:color w:val="auto"/>
-                <w:sz w:val="24"/>
-                <w:highlight w:val="none"/>
-                <w:shd w:val="clear" w:color="auto" w:fill="auto"/>
-                <w:lang w:val="en-US" w:eastAsia="zh-CN"/>
-              </w:rPr>
-            </w:pPr>
-            <w:r>
-              <w:rPr>
-                <w:rFonts w:hint="default" w:ascii="Times New Roman" w:hAnsi="Times New Roman" w:eastAsia="仿宋" w:cs="Times New Roman"/>
-                <w:b/>
-                <w:bCs/>
-                <w:color w:val="auto"/>
-                <w:kern w:val="2"/>
-                <w:sz w:val="24"/>
-                <w:szCs w:val="24"/>
-                <w:highlight w:val="none"/>
-                <w:shd w:val="clear" w:color="auto" w:fill="auto"/>
-                <w:lang w:val="en-US" w:eastAsia="zh-CN" w:bidi="ar-SA"/>
-              </w:rPr>
-              <w:t>二、</w:t>
-            </w:r>
-            <w:r>
-              <w:rPr>
-                <w:rFonts w:hint="default" w:ascii="Times New Roman" w:hAnsi="Times New Roman" w:eastAsia="仿宋" w:cs="Times New Roman"/>
-                <w:b/>
-                <w:bCs/>
-                <w:color w:val="auto"/>
-                <w:sz w:val="24"/>
-                <w:highlight w:val="none"/>
-                <w:shd w:val="clear" w:color="auto" w:fill="auto"/>
-                <w:lang w:val="en-US" w:eastAsia="zh-CN"/>
-              </w:rPr>
-              <w:t>包二：</w:t>
-            </w:r>
-          </w:p>
-          <w:p>
-            <w:pPr>
-              <w:pStyle w:val="2"/>
-              <w:numPr>
-                <w:ilvl w:val="0"/>
-                <w:numId w:val="0"/>
-              </w:numPr>
-              <w:rPr>
-                <w:rFonts w:hint="default" w:ascii="Times New Roman" w:hAnsi="Times New Roman" w:cs="Times New Roman"/>
-                <w:color w:val="auto"/>
-                <w:highlight w:val="none"/>
-                <w:shd w:val="clear" w:color="auto" w:fill="auto"/>
-                <w:lang w:val="en-US" w:eastAsia="zh-CN"/>
-              </w:rPr>
-            </w:pPr>
-          </w:p>
-          <w:p>
-            <w:pPr>
-              <w:rPr>
-                <w:rFonts w:hint="default" w:ascii="Times New Roman" w:hAnsi="Times New Roman" w:cs="Times New Roman"/>
-                <w:highlight w:val="none"/>
-                <w:lang w:val="en-US" w:eastAsia="zh-CN"/>
-              </w:rPr>
-            </w:pPr>
+              <w:t>{{ 包.商务要求 }}</w:t>
+            </w:r>
+            <w:r>
+              <w:rPr>
+                <w:rFonts w:hint="default" w:ascii="Times New Roman" w:hAnsi="Times New Roman" w:eastAsia="仿宋" w:cs="Times New Roman"/>
+                <w:b/>
+                <w:bCs/>
+                <w:color w:val="auto"/>
+                <w:sz w:val="24"/>
+                <w:highlight w:val="none"/>
+                <w:shd w:val="clear" w:color="auto" w:fill="auto"/>
+                <w:lang w:val="en-US" w:eastAsia="zh-CN"/>
+              </w:rPr>
+            </w:r>
           </w:p>
         </w:tc>
       </w:tr>
@@ -6578,954 +6258,682 @@
                 <w:shd w:val="clear" w:color="auto" w:fill="auto"/>
                 <w:lang w:val="en-US" w:eastAsia="zh-CN"/>
               </w:rPr>
-              <w:t>须知</w:t>
-            </w:r>
-            <w:r>
-              <w:rPr>
-                <w:rFonts w:hint="default" w:ascii="Times New Roman" w:hAnsi="Times New Roman" w:eastAsia="仿宋" w:cs="Times New Roman"/>
-                <w:color w:val="auto"/>
-                <w:sz w:val="24"/>
-                <w:highlight w:val="none"/>
-                <w:shd w:val="clear" w:color="auto" w:fill="auto"/>
-                <w:lang w:val="en-US" w:eastAsia="zh-CN"/>
-              </w:rPr>
-              <w:t>：资格要求分为一般要求和特殊资格要求，特殊资格要求请结合所采购标的设置。</w:t>
-            </w:r>
-          </w:p>
-          <w:p>
-            <w:pPr>
-              <w:numPr>
-                <w:ilvl w:val="0"/>
-                <w:numId w:val="0"/>
-              </w:numPr>
-              <w:rPr>
-                <w:rFonts w:hint="default" w:ascii="Times New Roman" w:hAnsi="Times New Roman" w:eastAsia="仿宋" w:cs="Times New Roman"/>
-                <w:b/>
-                <w:bCs/>
-                <w:color w:val="auto"/>
-                <w:kern w:val="2"/>
-                <w:sz w:val="24"/>
-                <w:szCs w:val="24"/>
-                <w:highlight w:val="none"/>
-                <w:shd w:val="clear" w:color="auto" w:fill="auto"/>
-                <w:lang w:val="en-US" w:eastAsia="zh-CN" w:bidi="ar-SA"/>
-              </w:rPr>
-            </w:pPr>
-            <w:r>
-              <w:rPr>
-                <w:rFonts w:hint="default" w:ascii="Times New Roman" w:hAnsi="Times New Roman" w:eastAsia="仿宋" w:cs="Times New Roman"/>
-                <w:b/>
-                <w:bCs/>
-                <w:color w:val="auto"/>
-                <w:kern w:val="2"/>
-                <w:sz w:val="24"/>
-                <w:szCs w:val="24"/>
-                <w:highlight w:val="none"/>
-                <w:shd w:val="clear" w:color="auto" w:fill="auto"/>
-                <w:lang w:val="en-US" w:eastAsia="zh-CN" w:bidi="ar-SA"/>
-              </w:rPr>
-              <w:t>第一节：一般资格要求：（下列条款为政府采购相关要求，可进行参考设置）</w:t>
-            </w:r>
-          </w:p>
-          <w:p>
-            <w:pPr>
-              <w:numPr>
-                <w:ilvl w:val="0"/>
-                <w:numId w:val="0"/>
-              </w:numPr>
-              <w:spacing w:line="400" w:lineRule="exact"/>
-              <w:jc w:val="left"/>
-              <w:rPr>
-                <w:rFonts w:hint="default" w:ascii="Times New Roman" w:hAnsi="Times New Roman" w:eastAsia="仿宋" w:cs="Times New Roman"/>
-                <w:color w:val="auto"/>
-                <w:sz w:val="24"/>
-                <w:highlight w:val="none"/>
-                <w:shd w:val="clear" w:color="auto" w:fill="auto"/>
-                <w:lang w:val="en-US" w:eastAsia="zh-CN"/>
-              </w:rPr>
-            </w:pPr>
-            <w:r>
-              <w:rPr>
-                <w:rFonts w:hint="default" w:ascii="Times New Roman" w:hAnsi="Times New Roman" w:eastAsia="仿宋" w:cs="Times New Roman"/>
-                <w:b/>
-                <w:bCs/>
-                <w:color w:val="auto"/>
-                <w:kern w:val="2"/>
-                <w:sz w:val="24"/>
-                <w:szCs w:val="24"/>
-                <w:highlight w:val="none"/>
-                <w:shd w:val="clear" w:color="auto" w:fill="auto"/>
-                <w:lang w:val="en-US" w:eastAsia="zh-CN" w:bidi="ar-SA"/>
-              </w:rPr>
-              <w:t>1.1</w:t>
-            </w:r>
-            <w:r>
-              <w:rPr>
-                <w:rFonts w:hint="default" w:ascii="Times New Roman" w:hAnsi="Times New Roman" w:eastAsia="仿宋" w:cs="Times New Roman"/>
-                <w:b/>
-                <w:bCs/>
-                <w:color w:val="auto"/>
-                <w:sz w:val="24"/>
-                <w:highlight w:val="none"/>
-                <w:shd w:val="clear" w:color="auto" w:fill="auto"/>
-                <w:lang w:val="en-US" w:eastAsia="zh-CN"/>
-              </w:rPr>
-              <w:t>要求名称：</w:t>
-            </w:r>
-            <w:r>
-              <w:rPr>
-                <w:rFonts w:hint="default" w:ascii="Times New Roman" w:hAnsi="Times New Roman" w:eastAsia="仿宋" w:cs="Times New Roman"/>
-                <w:color w:val="auto"/>
-                <w:sz w:val="24"/>
-                <w:highlight w:val="none"/>
-                <w:shd w:val="clear" w:color="auto" w:fill="auto"/>
-                <w:lang w:val="en-US" w:eastAsia="zh-CN"/>
-              </w:rPr>
-              <w:t xml:space="preserve">具有独立承担民事责任的能力。 </w:t>
-            </w:r>
-          </w:p>
-          <w:p>
-            <w:pPr>
-              <w:numPr>
-                <w:ilvl w:val="0"/>
-                <w:numId w:val="0"/>
-              </w:numPr>
-              <w:spacing w:line="400" w:lineRule="exact"/>
-              <w:jc w:val="left"/>
-              <w:rPr>
-                <w:rFonts w:hint="default" w:ascii="Times New Roman" w:hAnsi="Times New Roman" w:eastAsia="仿宋" w:cs="Times New Roman"/>
-                <w:color w:val="auto"/>
-                <w:sz w:val="24"/>
-                <w:highlight w:val="none"/>
-                <w:shd w:val="clear" w:color="auto" w:fill="auto"/>
-                <w:lang w:val="en-US" w:eastAsia="zh-CN"/>
-              </w:rPr>
-            </w:pPr>
-            <w:r>
-              <w:rPr>
-                <w:rFonts w:hint="default" w:ascii="Times New Roman" w:hAnsi="Times New Roman" w:eastAsia="仿宋" w:cs="Times New Roman"/>
-                <w:b/>
-                <w:bCs/>
-                <w:color w:val="auto"/>
-                <w:kern w:val="2"/>
-                <w:sz w:val="24"/>
-                <w:szCs w:val="24"/>
-                <w:highlight w:val="none"/>
-                <w:shd w:val="clear" w:color="auto" w:fill="auto"/>
-                <w:lang w:val="en-US" w:eastAsia="zh-CN" w:bidi="ar-SA"/>
-              </w:rPr>
-              <w:t>1.2</w:t>
-            </w:r>
-            <w:r>
-              <w:rPr>
-                <w:rFonts w:hint="default" w:ascii="Times New Roman" w:hAnsi="Times New Roman" w:eastAsia="仿宋" w:cs="Times New Roman"/>
-                <w:b/>
-                <w:bCs/>
-                <w:color w:val="auto"/>
-                <w:sz w:val="24"/>
-                <w:highlight w:val="none"/>
-                <w:shd w:val="clear" w:color="auto" w:fill="auto"/>
-                <w:lang w:val="en-US" w:eastAsia="zh-CN"/>
-              </w:rPr>
-              <w:t>具体说明：</w:t>
-            </w:r>
-            <w:r>
-              <w:rPr>
-                <w:rFonts w:hint="default" w:ascii="Times New Roman" w:hAnsi="Times New Roman" w:eastAsia="仿宋" w:cs="Times New Roman"/>
-                <w:color w:val="auto"/>
-                <w:sz w:val="24"/>
-                <w:highlight w:val="none"/>
-                <w:shd w:val="clear" w:color="auto" w:fill="auto"/>
-                <w:lang w:val="en-US" w:eastAsia="zh-CN"/>
-              </w:rPr>
-              <w:t>供应商需按要求填写《投标（响应）函》完成承诺并进行电子签章。</w:t>
-            </w:r>
-          </w:p>
-          <w:p>
-            <w:pPr>
-              <w:numPr>
-                <w:ilvl w:val="0"/>
-                <w:numId w:val="0"/>
-              </w:numPr>
-              <w:spacing w:line="400" w:lineRule="exact"/>
-              <w:jc w:val="left"/>
-              <w:rPr>
-                <w:rFonts w:hint="default" w:ascii="Times New Roman" w:hAnsi="Times New Roman" w:eastAsia="仿宋" w:cs="Times New Roman"/>
-                <w:color w:val="auto"/>
-                <w:sz w:val="24"/>
-                <w:highlight w:val="none"/>
-                <w:shd w:val="clear" w:color="auto" w:fill="auto"/>
-                <w:lang w:val="en-US" w:eastAsia="zh-CN"/>
-              </w:rPr>
-            </w:pPr>
-            <w:r>
-              <w:rPr>
-                <w:rFonts w:hint="default" w:ascii="Times New Roman" w:hAnsi="Times New Roman" w:eastAsia="仿宋" w:cs="Times New Roman"/>
-                <w:b/>
-                <w:bCs/>
-                <w:color w:val="auto"/>
-                <w:kern w:val="2"/>
-                <w:sz w:val="24"/>
-                <w:szCs w:val="24"/>
-                <w:highlight w:val="none"/>
-                <w:shd w:val="clear" w:color="auto" w:fill="auto"/>
-                <w:lang w:val="en-US" w:eastAsia="zh-CN" w:bidi="ar-SA"/>
-              </w:rPr>
-              <w:t>2.1</w:t>
-            </w:r>
-            <w:r>
-              <w:rPr>
-                <w:rFonts w:hint="default" w:ascii="Times New Roman" w:hAnsi="Times New Roman" w:eastAsia="仿宋" w:cs="Times New Roman"/>
-                <w:b/>
-                <w:bCs/>
-                <w:color w:val="auto"/>
-                <w:sz w:val="24"/>
-                <w:highlight w:val="none"/>
-                <w:shd w:val="clear" w:color="auto" w:fill="auto"/>
-                <w:lang w:val="en-US" w:eastAsia="zh-CN"/>
-              </w:rPr>
-              <w:t>要求名称：</w:t>
-            </w:r>
-            <w:r>
-              <w:rPr>
-                <w:rFonts w:hint="default" w:ascii="Times New Roman" w:hAnsi="Times New Roman" w:eastAsia="仿宋" w:cs="Times New Roman"/>
-                <w:color w:val="auto"/>
-                <w:sz w:val="24"/>
-                <w:highlight w:val="none"/>
-                <w:shd w:val="clear" w:color="auto" w:fill="auto"/>
-                <w:lang w:val="en-US" w:eastAsia="zh-CN"/>
-              </w:rPr>
-              <w:t>具有良好的商业信誉</w:t>
-            </w:r>
-          </w:p>
-          <w:p>
-            <w:pPr>
-              <w:numPr>
-                <w:ilvl w:val="0"/>
-                <w:numId w:val="0"/>
-              </w:numPr>
-              <w:spacing w:line="400" w:lineRule="exact"/>
-              <w:jc w:val="left"/>
-              <w:rPr>
-                <w:rFonts w:hint="default" w:ascii="Times New Roman" w:hAnsi="Times New Roman" w:cs="Times New Roman"/>
-                <w:color w:val="auto"/>
-                <w:highlight w:val="none"/>
-                <w:shd w:val="clear" w:color="auto" w:fill="auto"/>
-                <w:lang w:val="en-US" w:eastAsia="zh-CN"/>
-              </w:rPr>
-            </w:pPr>
-            <w:r>
-              <w:rPr>
-                <w:rFonts w:hint="default" w:ascii="Times New Roman" w:hAnsi="Times New Roman" w:eastAsia="仿宋" w:cs="Times New Roman"/>
-                <w:b/>
-                <w:bCs/>
-                <w:color w:val="auto"/>
-                <w:kern w:val="2"/>
-                <w:sz w:val="24"/>
-                <w:szCs w:val="24"/>
-                <w:highlight w:val="none"/>
-                <w:shd w:val="clear" w:color="auto" w:fill="auto"/>
-                <w:lang w:val="en-US" w:eastAsia="zh-CN" w:bidi="ar-SA"/>
-              </w:rPr>
-              <w:t>2.2</w:t>
-            </w:r>
-            <w:r>
-              <w:rPr>
-                <w:rFonts w:hint="default" w:ascii="Times New Roman" w:hAnsi="Times New Roman" w:eastAsia="仿宋" w:cs="Times New Roman"/>
-                <w:b/>
-                <w:bCs/>
-                <w:color w:val="auto"/>
-                <w:sz w:val="24"/>
-                <w:highlight w:val="none"/>
-                <w:shd w:val="clear" w:color="auto" w:fill="auto"/>
-                <w:lang w:val="en-US" w:eastAsia="zh-CN"/>
-              </w:rPr>
-              <w:t>具体说明：</w:t>
-            </w:r>
-            <w:r>
-              <w:rPr>
-                <w:rFonts w:hint="default" w:ascii="Times New Roman" w:hAnsi="Times New Roman" w:eastAsia="仿宋" w:cs="Times New Roman"/>
-                <w:color w:val="auto"/>
-                <w:sz w:val="24"/>
-                <w:highlight w:val="none"/>
-                <w:shd w:val="clear" w:color="auto" w:fill="auto"/>
-                <w:lang w:val="en-US" w:eastAsia="zh-CN"/>
-              </w:rPr>
-              <w:t>供应商需按要求填写《投标（响应）函》完成承诺并进行电子签章。</w:t>
-            </w:r>
-          </w:p>
-          <w:p>
-            <w:pPr>
-              <w:numPr>
-                <w:ilvl w:val="0"/>
-                <w:numId w:val="0"/>
-              </w:numPr>
-              <w:spacing w:line="400" w:lineRule="exact"/>
-              <w:ind w:left="0" w:leftChars="0" w:firstLine="0" w:firstLineChars="0"/>
-              <w:jc w:val="left"/>
-              <w:rPr>
-                <w:rFonts w:hint="default" w:ascii="Times New Roman" w:hAnsi="Times New Roman" w:eastAsia="仿宋" w:cs="Times New Roman"/>
-                <w:color w:val="auto"/>
-                <w:sz w:val="24"/>
-                <w:highlight w:val="none"/>
-                <w:shd w:val="clear" w:color="auto" w:fill="auto"/>
-                <w:lang w:val="en-US" w:eastAsia="zh-CN"/>
-              </w:rPr>
-            </w:pPr>
-            <w:r>
-              <w:rPr>
-                <w:rFonts w:hint="default" w:ascii="Times New Roman" w:hAnsi="Times New Roman" w:eastAsia="仿宋" w:cs="Times New Roman"/>
-                <w:b/>
-                <w:bCs/>
-                <w:color w:val="auto"/>
-                <w:kern w:val="2"/>
-                <w:sz w:val="24"/>
-                <w:szCs w:val="24"/>
-                <w:highlight w:val="none"/>
-                <w:shd w:val="clear" w:color="auto" w:fill="auto"/>
-                <w:lang w:val="en-US" w:eastAsia="zh-CN" w:bidi="ar-SA"/>
-              </w:rPr>
-              <w:t>3.1</w:t>
-            </w:r>
-            <w:r>
-              <w:rPr>
-                <w:rFonts w:hint="default" w:ascii="Times New Roman" w:hAnsi="Times New Roman" w:eastAsia="仿宋" w:cs="Times New Roman"/>
-                <w:b/>
-                <w:bCs/>
-                <w:color w:val="auto"/>
-                <w:sz w:val="24"/>
-                <w:highlight w:val="none"/>
-                <w:shd w:val="clear" w:color="auto" w:fill="auto"/>
-                <w:lang w:val="en-US" w:eastAsia="zh-CN"/>
-              </w:rPr>
-              <w:t>要求名称：</w:t>
-            </w:r>
-            <w:r>
-              <w:rPr>
-                <w:rFonts w:hint="default" w:ascii="Times New Roman" w:hAnsi="Times New Roman" w:eastAsia="仿宋" w:cs="Times New Roman"/>
-                <w:color w:val="auto"/>
-                <w:sz w:val="24"/>
-                <w:highlight w:val="none"/>
-                <w:shd w:val="clear" w:color="auto" w:fill="auto"/>
-                <w:lang w:val="en-US" w:eastAsia="zh-CN"/>
-              </w:rPr>
-              <w:t>具有健全的财务会计制度。</w:t>
-            </w:r>
-          </w:p>
-          <w:p>
-            <w:pPr>
-              <w:numPr>
-                <w:ilvl w:val="0"/>
-                <w:numId w:val="0"/>
-              </w:numPr>
-              <w:spacing w:line="400" w:lineRule="exact"/>
-              <w:jc w:val="left"/>
-              <w:rPr>
-                <w:rFonts w:hint="default" w:ascii="Times New Roman" w:hAnsi="Times New Roman" w:eastAsia="仿宋" w:cs="Times New Roman"/>
-                <w:color w:val="auto"/>
-                <w:sz w:val="24"/>
-                <w:highlight w:val="none"/>
-                <w:shd w:val="clear" w:color="auto" w:fill="auto"/>
-                <w:lang w:val="en-US" w:eastAsia="zh-CN"/>
-              </w:rPr>
-            </w:pPr>
-            <w:r>
-              <w:rPr>
-                <w:rFonts w:hint="default" w:ascii="Times New Roman" w:hAnsi="Times New Roman" w:eastAsia="仿宋" w:cs="Times New Roman"/>
-                <w:b/>
-                <w:bCs/>
-                <w:color w:val="auto"/>
-                <w:kern w:val="2"/>
-                <w:sz w:val="24"/>
-                <w:szCs w:val="24"/>
-                <w:highlight w:val="none"/>
-                <w:shd w:val="clear" w:color="auto" w:fill="auto"/>
-                <w:lang w:val="en-US" w:eastAsia="zh-CN" w:bidi="ar-SA"/>
-              </w:rPr>
-              <w:t>3.2</w:t>
-            </w:r>
-            <w:r>
-              <w:rPr>
-                <w:rFonts w:hint="default" w:ascii="Times New Roman" w:hAnsi="Times New Roman" w:eastAsia="仿宋" w:cs="Times New Roman"/>
-                <w:b/>
-                <w:bCs/>
-                <w:color w:val="auto"/>
-                <w:sz w:val="24"/>
-                <w:highlight w:val="none"/>
-                <w:shd w:val="clear" w:color="auto" w:fill="auto"/>
-                <w:lang w:val="en-US" w:eastAsia="zh-CN"/>
-              </w:rPr>
-              <w:t>具体说明：</w:t>
-            </w:r>
-            <w:r>
-              <w:rPr>
-                <w:rFonts w:hint="default" w:ascii="Times New Roman" w:hAnsi="Times New Roman" w:eastAsia="仿宋" w:cs="Times New Roman"/>
-                <w:color w:val="auto"/>
-                <w:sz w:val="24"/>
-                <w:highlight w:val="none"/>
-                <w:shd w:val="clear" w:color="auto" w:fill="auto"/>
-                <w:lang w:val="en-US" w:eastAsia="zh-CN"/>
-              </w:rPr>
-              <w:t>供应商需按要求填写《投标（响应）函》完成承诺并进行电子签章。</w:t>
-            </w:r>
-          </w:p>
-          <w:p>
-            <w:pPr>
-              <w:numPr>
-                <w:ilvl w:val="0"/>
-                <w:numId w:val="0"/>
-              </w:numPr>
-              <w:spacing w:line="400" w:lineRule="exact"/>
-              <w:jc w:val="left"/>
-              <w:rPr>
-                <w:rFonts w:hint="default" w:ascii="Times New Roman" w:hAnsi="Times New Roman" w:eastAsia="仿宋" w:cs="Times New Roman"/>
-                <w:color w:val="auto"/>
-                <w:sz w:val="24"/>
-                <w:highlight w:val="none"/>
-                <w:shd w:val="clear" w:color="auto" w:fill="auto"/>
-                <w:lang w:val="en-US" w:eastAsia="zh-CN"/>
-              </w:rPr>
-            </w:pPr>
-            <w:r>
-              <w:rPr>
-                <w:rFonts w:hint="default" w:ascii="Times New Roman" w:hAnsi="Times New Roman" w:eastAsia="仿宋" w:cs="Times New Roman"/>
-                <w:b/>
-                <w:bCs/>
-                <w:color w:val="auto"/>
-                <w:kern w:val="2"/>
-                <w:sz w:val="24"/>
-                <w:szCs w:val="24"/>
-                <w:highlight w:val="none"/>
-                <w:shd w:val="clear" w:color="auto" w:fill="auto"/>
-                <w:lang w:val="en-US" w:eastAsia="zh-CN" w:bidi="ar-SA"/>
-              </w:rPr>
-              <w:t>4.1</w:t>
-            </w:r>
-            <w:r>
-              <w:rPr>
-                <w:rFonts w:hint="default" w:ascii="Times New Roman" w:hAnsi="Times New Roman" w:eastAsia="仿宋" w:cs="Times New Roman"/>
-                <w:b/>
-                <w:bCs/>
-                <w:color w:val="auto"/>
-                <w:sz w:val="24"/>
-                <w:highlight w:val="none"/>
-                <w:shd w:val="clear" w:color="auto" w:fill="auto"/>
-                <w:lang w:val="en-US" w:eastAsia="zh-CN"/>
-              </w:rPr>
-              <w:t>要求名称：</w:t>
-            </w:r>
-            <w:r>
-              <w:rPr>
-                <w:rFonts w:hint="default" w:ascii="Times New Roman" w:hAnsi="Times New Roman" w:eastAsia="仿宋" w:cs="Times New Roman"/>
-                <w:color w:val="auto"/>
-                <w:sz w:val="24"/>
-                <w:highlight w:val="none"/>
-                <w:shd w:val="clear" w:color="auto" w:fill="auto"/>
-                <w:lang w:val="en-US" w:eastAsia="zh-CN"/>
-              </w:rPr>
-              <w:t>具有履行合同所必需的设备和专业技术能力。</w:t>
-            </w:r>
-          </w:p>
-          <w:p>
-            <w:pPr>
-              <w:numPr>
-                <w:ilvl w:val="0"/>
-                <w:numId w:val="0"/>
-              </w:numPr>
-              <w:spacing w:line="400" w:lineRule="exact"/>
-              <w:jc w:val="left"/>
-              <w:rPr>
-                <w:rFonts w:hint="default" w:ascii="Times New Roman" w:hAnsi="Times New Roman" w:eastAsia="仿宋" w:cs="Times New Roman"/>
-                <w:color w:val="auto"/>
-                <w:sz w:val="24"/>
-                <w:highlight w:val="none"/>
-                <w:shd w:val="clear" w:color="auto" w:fill="auto"/>
-                <w:lang w:val="en-US" w:eastAsia="zh-CN"/>
-              </w:rPr>
-            </w:pPr>
-            <w:r>
-              <w:rPr>
-                <w:rFonts w:hint="default" w:ascii="Times New Roman" w:hAnsi="Times New Roman" w:eastAsia="仿宋" w:cs="Times New Roman"/>
-                <w:b/>
-                <w:bCs/>
-                <w:color w:val="auto"/>
-                <w:kern w:val="2"/>
-                <w:sz w:val="24"/>
-                <w:szCs w:val="24"/>
-                <w:highlight w:val="none"/>
-                <w:shd w:val="clear" w:color="auto" w:fill="auto"/>
-                <w:lang w:val="en-US" w:eastAsia="zh-CN" w:bidi="ar-SA"/>
-              </w:rPr>
-              <w:t>4.2</w:t>
-            </w:r>
-            <w:r>
-              <w:rPr>
-                <w:rFonts w:hint="default" w:ascii="Times New Roman" w:hAnsi="Times New Roman" w:eastAsia="仿宋" w:cs="Times New Roman"/>
-                <w:b/>
-                <w:bCs/>
-                <w:color w:val="auto"/>
-                <w:sz w:val="24"/>
-                <w:highlight w:val="none"/>
-                <w:shd w:val="clear" w:color="auto" w:fill="auto"/>
-                <w:lang w:val="en-US" w:eastAsia="zh-CN"/>
-              </w:rPr>
-              <w:t>具体说明：</w:t>
-            </w:r>
-            <w:r>
-              <w:rPr>
-                <w:rFonts w:hint="default" w:ascii="Times New Roman" w:hAnsi="Times New Roman" w:eastAsia="仿宋" w:cs="Times New Roman"/>
-                <w:color w:val="auto"/>
-                <w:sz w:val="24"/>
-                <w:highlight w:val="none"/>
-                <w:shd w:val="clear" w:color="auto" w:fill="auto"/>
-                <w:lang w:val="en-US" w:eastAsia="zh-CN"/>
-              </w:rPr>
-              <w:t>供应商需按要求填写《投标（响应）函》完成承诺并进行电子签章。</w:t>
-            </w:r>
-          </w:p>
-          <w:p>
-            <w:pPr>
-              <w:numPr>
-                <w:ilvl w:val="0"/>
-                <w:numId w:val="0"/>
-              </w:numPr>
-              <w:spacing w:line="400" w:lineRule="exact"/>
-              <w:ind w:left="0" w:leftChars="0" w:firstLine="0" w:firstLineChars="0"/>
-              <w:jc w:val="left"/>
-              <w:rPr>
-                <w:rFonts w:hint="default" w:ascii="Times New Roman" w:hAnsi="Times New Roman" w:eastAsia="仿宋" w:cs="Times New Roman"/>
-                <w:color w:val="auto"/>
-                <w:sz w:val="24"/>
-                <w:highlight w:val="none"/>
-                <w:shd w:val="clear" w:color="auto" w:fill="auto"/>
-                <w:lang w:val="en-US" w:eastAsia="zh-CN"/>
-              </w:rPr>
-            </w:pPr>
-            <w:r>
-              <w:rPr>
-                <w:rFonts w:hint="default" w:ascii="Times New Roman" w:hAnsi="Times New Roman" w:eastAsia="仿宋" w:cs="Times New Roman"/>
-                <w:b/>
-                <w:bCs/>
-                <w:color w:val="auto"/>
-                <w:kern w:val="2"/>
-                <w:sz w:val="24"/>
-                <w:szCs w:val="24"/>
-                <w:highlight w:val="none"/>
-                <w:shd w:val="clear" w:color="auto" w:fill="auto"/>
-                <w:lang w:val="en-US" w:eastAsia="zh-CN" w:bidi="ar-SA"/>
-              </w:rPr>
-              <w:t>5.1</w:t>
-            </w:r>
-            <w:r>
-              <w:rPr>
-                <w:rFonts w:hint="default" w:ascii="Times New Roman" w:hAnsi="Times New Roman" w:eastAsia="仿宋" w:cs="Times New Roman"/>
-                <w:b/>
-                <w:bCs/>
-                <w:color w:val="auto"/>
-                <w:sz w:val="24"/>
-                <w:highlight w:val="none"/>
-                <w:shd w:val="clear" w:color="auto" w:fill="auto"/>
-                <w:lang w:val="en-US" w:eastAsia="zh-CN"/>
-              </w:rPr>
-              <w:t>要求名称：</w:t>
-            </w:r>
-            <w:r>
-              <w:rPr>
-                <w:rFonts w:hint="default" w:ascii="Times New Roman" w:hAnsi="Times New Roman" w:eastAsia="仿宋" w:cs="Times New Roman"/>
-                <w:color w:val="auto"/>
-                <w:sz w:val="24"/>
-                <w:highlight w:val="none"/>
-                <w:shd w:val="clear" w:color="auto" w:fill="auto"/>
-                <w:lang w:val="en-US" w:eastAsia="zh-CN"/>
-              </w:rPr>
-              <w:t>有依法缴纳税收和社会保障资金的良好记录。</w:t>
-            </w:r>
-          </w:p>
-          <w:p>
-            <w:pPr>
-              <w:numPr>
-                <w:ilvl w:val="0"/>
-                <w:numId w:val="0"/>
-              </w:numPr>
-              <w:spacing w:line="400" w:lineRule="exact"/>
-              <w:jc w:val="left"/>
-              <w:rPr>
-                <w:rFonts w:hint="default" w:ascii="Times New Roman" w:hAnsi="Times New Roman" w:cs="Times New Roman"/>
-                <w:color w:val="auto"/>
-                <w:highlight w:val="none"/>
-                <w:shd w:val="clear" w:color="auto" w:fill="auto"/>
-                <w:lang w:val="en-US" w:eastAsia="zh-CN"/>
-              </w:rPr>
-            </w:pPr>
-            <w:r>
-              <w:rPr>
-                <w:rFonts w:hint="default" w:ascii="Times New Roman" w:hAnsi="Times New Roman" w:eastAsia="仿宋" w:cs="Times New Roman"/>
-                <w:b/>
-                <w:bCs/>
-                <w:color w:val="auto"/>
-                <w:kern w:val="2"/>
-                <w:sz w:val="24"/>
-                <w:szCs w:val="24"/>
-                <w:highlight w:val="none"/>
-                <w:shd w:val="clear" w:color="auto" w:fill="auto"/>
-                <w:lang w:val="en-US" w:eastAsia="zh-CN" w:bidi="ar-SA"/>
-              </w:rPr>
-              <w:t>5.2</w:t>
-            </w:r>
-            <w:r>
-              <w:rPr>
-                <w:rFonts w:hint="default" w:ascii="Times New Roman" w:hAnsi="Times New Roman" w:eastAsia="仿宋" w:cs="Times New Roman"/>
-                <w:b/>
-                <w:bCs/>
-                <w:color w:val="auto"/>
-                <w:sz w:val="24"/>
-                <w:highlight w:val="none"/>
-                <w:shd w:val="clear" w:color="auto" w:fill="auto"/>
-                <w:lang w:val="en-US" w:eastAsia="zh-CN"/>
-              </w:rPr>
-              <w:t>具体说明：</w:t>
-            </w:r>
-            <w:r>
-              <w:rPr>
-                <w:rFonts w:hint="default" w:ascii="Times New Roman" w:hAnsi="Times New Roman" w:eastAsia="仿宋" w:cs="Times New Roman"/>
-                <w:color w:val="auto"/>
-                <w:sz w:val="24"/>
-                <w:highlight w:val="none"/>
-                <w:shd w:val="clear" w:color="auto" w:fill="auto"/>
-                <w:lang w:val="en-US" w:eastAsia="zh-CN"/>
-              </w:rPr>
-              <w:t>供应商需按要求填写《投标（响应）函》完成承诺并进行电子签章。</w:t>
-            </w:r>
-          </w:p>
-          <w:p>
-            <w:pPr>
-              <w:numPr>
-                <w:ilvl w:val="0"/>
-                <w:numId w:val="0"/>
-              </w:numPr>
-              <w:spacing w:line="400" w:lineRule="exact"/>
-              <w:ind w:left="0" w:leftChars="0" w:firstLine="0" w:firstLineChars="0"/>
-              <w:jc w:val="left"/>
-              <w:rPr>
-                <w:rFonts w:hint="default" w:ascii="Times New Roman" w:hAnsi="Times New Roman" w:eastAsia="仿宋" w:cs="Times New Roman"/>
-                <w:color w:val="auto"/>
-                <w:sz w:val="24"/>
-                <w:highlight w:val="none"/>
-                <w:shd w:val="clear" w:color="auto" w:fill="auto"/>
-                <w:lang w:val="en-US" w:eastAsia="zh-CN"/>
-              </w:rPr>
-            </w:pPr>
-            <w:r>
-              <w:rPr>
-                <w:rFonts w:hint="default" w:ascii="Times New Roman" w:hAnsi="Times New Roman" w:eastAsia="仿宋" w:cs="Times New Roman"/>
-                <w:b/>
-                <w:bCs/>
-                <w:color w:val="auto"/>
-                <w:kern w:val="2"/>
-                <w:sz w:val="24"/>
-                <w:szCs w:val="24"/>
-                <w:highlight w:val="none"/>
-                <w:shd w:val="clear" w:color="auto" w:fill="auto"/>
-                <w:lang w:val="en-US" w:eastAsia="zh-CN" w:bidi="ar-SA"/>
-              </w:rPr>
-              <w:t>6.1</w:t>
-            </w:r>
-            <w:r>
-              <w:rPr>
-                <w:rFonts w:hint="default" w:ascii="Times New Roman" w:hAnsi="Times New Roman" w:eastAsia="仿宋" w:cs="Times New Roman"/>
-                <w:b/>
-                <w:bCs/>
-                <w:color w:val="auto"/>
-                <w:sz w:val="24"/>
-                <w:highlight w:val="none"/>
-                <w:shd w:val="clear" w:color="auto" w:fill="auto"/>
-                <w:lang w:val="en-US" w:eastAsia="zh-CN"/>
-              </w:rPr>
-              <w:t>要求名称：</w:t>
-            </w:r>
-            <w:r>
-              <w:rPr>
-                <w:rFonts w:hint="default" w:ascii="Times New Roman" w:hAnsi="Times New Roman" w:eastAsia="仿宋" w:cs="Times New Roman"/>
-                <w:color w:val="auto"/>
-                <w:sz w:val="24"/>
-                <w:highlight w:val="none"/>
-                <w:shd w:val="clear" w:color="auto" w:fill="auto"/>
-                <w:lang w:val="en-US" w:eastAsia="zh-CN"/>
-              </w:rPr>
-              <w:t>参加政府采购活动前三年内，在经营活动中没有重大违法记录。</w:t>
-            </w:r>
-          </w:p>
-          <w:p>
-            <w:pPr>
-              <w:numPr>
-                <w:ilvl w:val="0"/>
-                <w:numId w:val="0"/>
-              </w:numPr>
-              <w:spacing w:line="400" w:lineRule="exact"/>
-              <w:ind w:left="0" w:leftChars="0" w:firstLine="0" w:firstLineChars="0"/>
-              <w:jc w:val="left"/>
-              <w:rPr>
-                <w:rFonts w:hint="default" w:ascii="Times New Roman" w:hAnsi="Times New Roman" w:eastAsia="仿宋" w:cs="Times New Roman"/>
-                <w:color w:val="auto"/>
-                <w:sz w:val="24"/>
-                <w:highlight w:val="none"/>
-                <w:shd w:val="clear" w:color="auto" w:fill="auto"/>
-                <w:lang w:val="en-US" w:eastAsia="zh-CN"/>
-              </w:rPr>
-            </w:pPr>
-            <w:r>
-              <w:rPr>
-                <w:rFonts w:hint="default" w:ascii="Times New Roman" w:hAnsi="Times New Roman" w:eastAsia="仿宋" w:cs="Times New Roman"/>
-                <w:b/>
-                <w:bCs/>
-                <w:color w:val="auto"/>
-                <w:sz w:val="24"/>
-                <w:highlight w:val="none"/>
-                <w:shd w:val="clear" w:color="auto" w:fill="auto"/>
-                <w:lang w:val="en-US" w:eastAsia="zh-CN"/>
-              </w:rPr>
-              <w:t>6.2具体说明：</w:t>
-            </w:r>
-            <w:r>
-              <w:rPr>
-                <w:rFonts w:hint="default" w:ascii="Times New Roman" w:hAnsi="Times New Roman" w:eastAsia="仿宋" w:cs="Times New Roman"/>
-                <w:color w:val="auto"/>
-                <w:sz w:val="24"/>
-                <w:highlight w:val="none"/>
-                <w:shd w:val="clear" w:color="auto" w:fill="auto"/>
-                <w:lang w:val="en-US" w:eastAsia="zh-CN"/>
-              </w:rPr>
-              <w:t>供应商需按要求填写《投标（响应）函》完成承诺并进行电子签章。</w:t>
-            </w:r>
-          </w:p>
-          <w:p>
-            <w:pPr>
-              <w:numPr>
-                <w:ilvl w:val="0"/>
-                <w:numId w:val="0"/>
-              </w:numPr>
-              <w:spacing w:line="400" w:lineRule="exact"/>
-              <w:ind w:left="0" w:leftChars="0" w:firstLine="0" w:firstLineChars="0"/>
-              <w:jc w:val="left"/>
-              <w:rPr>
-                <w:rFonts w:hint="default" w:ascii="Times New Roman" w:hAnsi="Times New Roman" w:eastAsia="仿宋" w:cs="Times New Roman"/>
-                <w:color w:val="auto"/>
-                <w:sz w:val="24"/>
-                <w:highlight w:val="none"/>
-                <w:shd w:val="clear" w:color="auto" w:fill="auto"/>
-                <w:lang w:val="en-US" w:eastAsia="zh-CN"/>
-              </w:rPr>
-            </w:pPr>
-            <w:r>
-              <w:rPr>
-                <w:rFonts w:hint="default" w:ascii="Times New Roman" w:hAnsi="Times New Roman" w:eastAsia="仿宋" w:cs="Times New Roman"/>
-                <w:b/>
-                <w:bCs/>
-                <w:color w:val="auto"/>
-                <w:sz w:val="24"/>
-                <w:highlight w:val="none"/>
-                <w:shd w:val="clear" w:color="auto" w:fill="auto"/>
-                <w:lang w:val="en-US" w:eastAsia="zh-CN"/>
-              </w:rPr>
-              <w:t>7.1要求名称：</w:t>
-            </w:r>
-            <w:r>
-              <w:rPr>
-                <w:rFonts w:hint="default" w:ascii="Times New Roman" w:hAnsi="Times New Roman" w:eastAsia="仿宋" w:cs="Times New Roman"/>
-                <w:color w:val="auto"/>
-                <w:sz w:val="24"/>
-                <w:highlight w:val="none"/>
-                <w:shd w:val="clear" w:color="auto" w:fill="auto"/>
-                <w:lang w:val="en-US" w:eastAsia="zh-CN"/>
-              </w:rPr>
-              <w:t>不存在与单位负责人为同一人或者存在直接控股、管理关系的其他供应商参与同一合同项下的政府采购活动的行为。</w:t>
-            </w:r>
-          </w:p>
-          <w:p>
-            <w:pPr>
-              <w:numPr>
-                <w:ilvl w:val="0"/>
-                <w:numId w:val="0"/>
-              </w:numPr>
-              <w:spacing w:line="400" w:lineRule="exact"/>
-              <w:jc w:val="left"/>
-              <w:rPr>
-                <w:rFonts w:hint="default" w:ascii="Times New Roman" w:hAnsi="Times New Roman" w:cs="Times New Roman"/>
-                <w:color w:val="auto"/>
-                <w:highlight w:val="none"/>
-                <w:shd w:val="clear" w:color="auto" w:fill="auto"/>
-                <w:lang w:val="en-US" w:eastAsia="zh-CN"/>
-              </w:rPr>
-            </w:pPr>
-            <w:r>
-              <w:rPr>
-                <w:rFonts w:hint="default" w:ascii="Times New Roman" w:hAnsi="Times New Roman" w:eastAsia="仿宋" w:cs="Times New Roman"/>
-                <w:b/>
-                <w:bCs/>
-                <w:color w:val="auto"/>
-                <w:kern w:val="2"/>
-                <w:sz w:val="24"/>
-                <w:szCs w:val="24"/>
-                <w:highlight w:val="none"/>
-                <w:shd w:val="clear" w:color="auto" w:fill="auto"/>
-                <w:lang w:val="en-US" w:eastAsia="zh-CN" w:bidi="ar-SA"/>
-              </w:rPr>
-              <w:t>7.2</w:t>
-            </w:r>
-            <w:r>
-              <w:rPr>
-                <w:rFonts w:hint="default" w:ascii="Times New Roman" w:hAnsi="Times New Roman" w:eastAsia="仿宋" w:cs="Times New Roman"/>
-                <w:b/>
-                <w:bCs/>
-                <w:color w:val="auto"/>
-                <w:sz w:val="24"/>
-                <w:highlight w:val="none"/>
-                <w:shd w:val="clear" w:color="auto" w:fill="auto"/>
-                <w:lang w:val="en-US" w:eastAsia="zh-CN"/>
-              </w:rPr>
-              <w:t>具体说明：</w:t>
-            </w:r>
-            <w:r>
-              <w:rPr>
-                <w:rFonts w:hint="default" w:ascii="Times New Roman" w:hAnsi="Times New Roman" w:eastAsia="仿宋" w:cs="Times New Roman"/>
-                <w:color w:val="auto"/>
-                <w:sz w:val="24"/>
-                <w:highlight w:val="none"/>
-                <w:shd w:val="clear" w:color="auto" w:fill="auto"/>
-                <w:lang w:val="en-US" w:eastAsia="zh-CN"/>
-              </w:rPr>
-              <w:t>供应商需按要求填写《投标（响应）函》完成承诺并进行电子签章。</w:t>
-            </w:r>
-          </w:p>
-          <w:p>
-            <w:pPr>
-              <w:numPr>
-                <w:ilvl w:val="0"/>
-                <w:numId w:val="0"/>
-              </w:numPr>
-              <w:spacing w:line="400" w:lineRule="exact"/>
-              <w:ind w:left="0" w:leftChars="0" w:firstLine="0" w:firstLineChars="0"/>
-              <w:jc w:val="left"/>
-              <w:rPr>
-                <w:rFonts w:hint="default" w:ascii="Times New Roman" w:hAnsi="Times New Roman" w:eastAsia="仿宋" w:cs="Times New Roman"/>
-                <w:color w:val="auto"/>
-                <w:sz w:val="24"/>
-                <w:highlight w:val="none"/>
-                <w:shd w:val="clear" w:color="auto" w:fill="auto"/>
-                <w:lang w:val="en-US" w:eastAsia="zh-CN"/>
-              </w:rPr>
-            </w:pPr>
-            <w:r>
-              <w:rPr>
-                <w:rFonts w:hint="default" w:ascii="Times New Roman" w:hAnsi="Times New Roman" w:eastAsia="仿宋" w:cs="Times New Roman"/>
-                <w:b/>
-                <w:bCs/>
-                <w:color w:val="auto"/>
-                <w:sz w:val="24"/>
-                <w:highlight w:val="none"/>
-                <w:shd w:val="clear" w:color="auto" w:fill="auto"/>
-                <w:lang w:val="en-US" w:eastAsia="zh-CN"/>
-              </w:rPr>
-              <w:t>8.1要求名称：</w:t>
-            </w:r>
-            <w:r>
-              <w:rPr>
-                <w:rFonts w:hint="default" w:ascii="Times New Roman" w:hAnsi="Times New Roman" w:eastAsia="仿宋" w:cs="Times New Roman"/>
-                <w:color w:val="auto"/>
-                <w:sz w:val="24"/>
-                <w:highlight w:val="none"/>
-                <w:shd w:val="clear" w:color="auto" w:fill="auto"/>
-                <w:lang w:val="en-US" w:eastAsia="zh-CN"/>
-              </w:rPr>
-              <w:t>不属于为本项目提供整体设计、规范编制或者项目管理、监理、检测等服务的供应商。</w:t>
-            </w:r>
-          </w:p>
-          <w:p>
-            <w:pPr>
-              <w:numPr>
-                <w:ilvl w:val="0"/>
-                <w:numId w:val="0"/>
-              </w:numPr>
-              <w:spacing w:line="400" w:lineRule="exact"/>
-              <w:jc w:val="left"/>
-              <w:rPr>
-                <w:rFonts w:hint="default" w:ascii="Times New Roman" w:hAnsi="Times New Roman" w:eastAsia="仿宋" w:cs="Times New Roman"/>
-                <w:color w:val="auto"/>
-                <w:sz w:val="24"/>
-                <w:highlight w:val="none"/>
-                <w:shd w:val="clear" w:color="auto" w:fill="auto"/>
-                <w:lang w:val="en-US" w:eastAsia="zh-CN"/>
-              </w:rPr>
-            </w:pPr>
-            <w:r>
-              <w:rPr>
-                <w:rFonts w:hint="default" w:ascii="Times New Roman" w:hAnsi="Times New Roman" w:eastAsia="仿宋" w:cs="Times New Roman"/>
-                <w:b/>
-                <w:bCs/>
-                <w:color w:val="auto"/>
-                <w:kern w:val="2"/>
-                <w:sz w:val="24"/>
-                <w:szCs w:val="24"/>
-                <w:highlight w:val="none"/>
-                <w:shd w:val="clear" w:color="auto" w:fill="auto"/>
-                <w:lang w:val="en-US" w:eastAsia="zh-CN" w:bidi="ar-SA"/>
-              </w:rPr>
-              <w:t>8.2</w:t>
-            </w:r>
-            <w:r>
-              <w:rPr>
-                <w:rFonts w:hint="default" w:ascii="Times New Roman" w:hAnsi="Times New Roman" w:eastAsia="仿宋" w:cs="Times New Roman"/>
-                <w:b/>
-                <w:bCs/>
-                <w:color w:val="auto"/>
-                <w:sz w:val="24"/>
-                <w:highlight w:val="none"/>
-                <w:shd w:val="clear" w:color="auto" w:fill="auto"/>
-                <w:lang w:val="en-US" w:eastAsia="zh-CN"/>
-              </w:rPr>
-              <w:t>具体说明：</w:t>
-            </w:r>
-            <w:r>
-              <w:rPr>
-                <w:rFonts w:hint="default" w:ascii="Times New Roman" w:hAnsi="Times New Roman" w:eastAsia="仿宋" w:cs="Times New Roman"/>
-                <w:color w:val="auto"/>
-                <w:sz w:val="24"/>
-                <w:highlight w:val="none"/>
-                <w:shd w:val="clear" w:color="auto" w:fill="auto"/>
-                <w:lang w:val="en-US" w:eastAsia="zh-CN"/>
-              </w:rPr>
-              <w:t>供应商需按要求填写《投标（响应）函》完成承诺并进行电子签章。</w:t>
-            </w:r>
-          </w:p>
-          <w:p>
-            <w:pPr>
-              <w:pStyle w:val="2"/>
-              <w:numPr>
-                <w:ilvl w:val="0"/>
-                <w:numId w:val="0"/>
-              </w:numPr>
-              <w:rPr>
-                <w:rFonts w:hint="default" w:ascii="Times New Roman" w:hAnsi="Times New Roman" w:cs="Times New Roman"/>
-                <w:color w:val="auto"/>
-                <w:highlight w:val="none"/>
-                <w:shd w:val="clear" w:color="auto" w:fill="auto"/>
-                <w:lang w:val="en-US" w:eastAsia="zh-CN"/>
-              </w:rPr>
-            </w:pPr>
-            <w:r>
-              <w:rPr>
-                <w:rFonts w:hint="default" w:ascii="Times New Roman" w:hAnsi="Times New Roman" w:eastAsia="仿宋" w:cs="Times New Roman"/>
-                <w:b/>
-                <w:bCs/>
-                <w:color w:val="auto"/>
-                <w:kern w:val="2"/>
-                <w:sz w:val="24"/>
-                <w:szCs w:val="24"/>
-                <w:highlight w:val="none"/>
-                <w:shd w:val="clear" w:color="auto" w:fill="auto"/>
-                <w:lang w:val="en-US" w:eastAsia="zh-CN" w:bidi="ar-SA"/>
-              </w:rPr>
-              <w:t>第二节：特殊资格要求：</w:t>
+              <w:t>须知：资格要求分为一般资格要求和特殊资格要求，特殊资格要求请结合所采购标的设置。</w:t>
+            </w:r>
+            <w:r>
+              <w:rPr>
+                <w:rFonts w:hint="default" w:ascii="Times New Roman" w:hAnsi="Times New Roman" w:eastAsia="仿宋" w:cs="Times New Roman"/>
+                <w:color w:val="auto"/>
+                <w:sz w:val="24"/>
+                <w:highlight w:val="none"/>
+                <w:shd w:val="clear" w:color="auto" w:fill="auto"/>
+                <w:lang w:val="en-US" w:eastAsia="zh-CN"/>
+              </w:rPr>
+            </w:r>
+          </w:p>
+          <w:p>
+            <w:pPr>
+              <w:spacing w:line="400" w:lineRule="exact"/>
+              <w:jc w:val="left"/>
+              <w:rPr>
+                <w:rFonts w:hint="default" w:ascii="Times New Roman" w:hAnsi="Times New Roman" w:eastAsia="仿宋" w:cs="Times New Roman"/>
+                <w:color w:val="auto"/>
+                <w:sz w:val="24"/>
+                <w:highlight w:val="none"/>
+                <w:shd w:val="clear" w:color="auto" w:fill="auto"/>
+                <w:lang w:val="en-US" w:eastAsia="zh-CN"/>
+              </w:rPr>
+            </w:pPr>
+            <w:r>
+              <w:rPr>
+                <w:rFonts w:hint="eastAsia" w:ascii="Times New Roman" w:hAnsi="Times New Roman" w:eastAsia="仿宋" w:cs="Times New Roman"/>
+                <w:color w:val="auto"/>
+                <w:sz w:val="24"/>
+                <w:highlight w:val="none"/>
+                <w:shd w:val="clear" w:color="auto" w:fill="auto"/>
+                <w:lang w:val="en-US" w:eastAsia="zh-CN"/>
+              </w:rPr>
+              <w:t>第一节：供应商一般资格要求</w:t>
+            </w:r>
+            <w:r>
+              <w:rPr>
+                <w:rFonts w:hint="default" w:ascii="Times New Roman" w:hAnsi="Times New Roman" w:eastAsia="仿宋" w:cs="Times New Roman"/>
+                <w:color w:val="auto"/>
+                <w:sz w:val="24"/>
+                <w:highlight w:val="none"/>
+                <w:shd w:val="clear" w:color="auto" w:fill="auto"/>
+                <w:lang w:val="en-US" w:eastAsia="zh-CN"/>
+              </w:rPr>
+            </w:r>
+          </w:p>
+          <w:p>
+            <w:pPr>
+              <w:spacing w:line="400" w:lineRule="exact"/>
+              <w:jc w:val="left"/>
+              <w:rPr>
+                <w:rFonts w:hint="default" w:ascii="Times New Roman" w:hAnsi="Times New Roman" w:eastAsia="仿宋" w:cs="Times New Roman"/>
+                <w:color w:val="auto"/>
+                <w:sz w:val="24"/>
+                <w:highlight w:val="none"/>
+                <w:shd w:val="clear" w:color="auto" w:fill="auto"/>
+                <w:lang w:val="en-US" w:eastAsia="zh-CN"/>
+              </w:rPr>
+            </w:pPr>
+            <w:r>
+              <w:rPr>
+                <w:rFonts w:hint="eastAsia" w:ascii="Times New Roman" w:hAnsi="Times New Roman" w:eastAsia="仿宋" w:cs="Times New Roman"/>
+                <w:color w:val="auto"/>
+                <w:sz w:val="24"/>
+                <w:highlight w:val="none"/>
+                <w:shd w:val="clear" w:color="auto" w:fill="auto"/>
+                <w:lang w:val="en-US" w:eastAsia="zh-CN"/>
+              </w:rPr>
+              <w:t>1. 具有独立承担民事责任的能力。</w:t>
+            </w:r>
+            <w:r>
+              <w:rPr>
+                <w:rFonts w:hint="default" w:ascii="Times New Roman" w:hAnsi="Times New Roman" w:eastAsia="仿宋" w:cs="Times New Roman"/>
+                <w:color w:val="auto"/>
+                <w:sz w:val="24"/>
+                <w:highlight w:val="none"/>
+                <w:shd w:val="clear" w:color="auto" w:fill="auto"/>
+                <w:lang w:val="en-US" w:eastAsia="zh-CN"/>
+              </w:rPr>
+            </w:r>
+          </w:p>
+          <w:p>
+            <w:pPr>
+              <w:spacing w:line="400" w:lineRule="exact"/>
+              <w:jc w:val="left"/>
+              <w:rPr>
+                <w:rFonts w:hint="default" w:ascii="Times New Roman" w:hAnsi="Times New Roman" w:eastAsia="仿宋" w:cs="Times New Roman"/>
+                <w:color w:val="auto"/>
+                <w:sz w:val="24"/>
+                <w:highlight w:val="none"/>
+                <w:shd w:val="clear" w:color="auto" w:fill="auto"/>
+                <w:lang w:val="en-US" w:eastAsia="zh-CN"/>
+              </w:rPr>
+            </w:pPr>
+            <w:r>
+              <w:rPr>
+                <w:rFonts w:hint="eastAsia" w:ascii="Times New Roman" w:hAnsi="Times New Roman" w:eastAsia="仿宋" w:cs="Times New Roman"/>
+                <w:color w:val="auto"/>
+                <w:sz w:val="24"/>
+                <w:highlight w:val="none"/>
+                <w:shd w:val="clear" w:color="auto" w:fill="auto"/>
+                <w:lang w:val="en-US" w:eastAsia="zh-CN"/>
+              </w:rPr>
+              <w:t xml:space="preserve">   说明：供应商需在项目电子化交易系统中按要求填写《投标（响应）函》完成承诺并进行电子签章。</w:t>
+            </w:r>
+            <w:r>
+              <w:rPr>
+                <w:rFonts w:hint="default" w:ascii="Times New Roman" w:hAnsi="Times New Roman" w:eastAsia="仿宋" w:cs="Times New Roman"/>
+                <w:color w:val="auto"/>
+                <w:sz w:val="24"/>
+                <w:highlight w:val="none"/>
+                <w:shd w:val="clear" w:color="auto" w:fill="auto"/>
+                <w:lang w:val="en-US" w:eastAsia="zh-CN"/>
+              </w:rPr>
+            </w:r>
+          </w:p>
+          <w:p>
+            <w:pPr>
+              <w:spacing w:line="400" w:lineRule="exact"/>
+              <w:jc w:val="left"/>
+              <w:rPr>
+                <w:rFonts w:hint="default" w:ascii="Times New Roman" w:hAnsi="Times New Roman" w:eastAsia="仿宋" w:cs="Times New Roman"/>
+                <w:color w:val="auto"/>
+                <w:sz w:val="24"/>
+                <w:highlight w:val="none"/>
+                <w:shd w:val="clear" w:color="auto" w:fill="auto"/>
+                <w:lang w:val="en-US" w:eastAsia="zh-CN"/>
+              </w:rPr>
+            </w:pPr>
+            <w:r>
+              <w:rPr>
+                <w:rFonts w:hint="eastAsia" w:ascii="Times New Roman" w:hAnsi="Times New Roman" w:eastAsia="仿宋" w:cs="Times New Roman"/>
+                <w:color w:val="auto"/>
+                <w:sz w:val="24"/>
+                <w:highlight w:val="none"/>
+                <w:shd w:val="clear" w:color="auto" w:fill="auto"/>
+                <w:lang w:val="en-US" w:eastAsia="zh-CN"/>
+              </w:rPr>
+              <w:t>2. 具有良好的商业信誉</w:t>
+            </w:r>
+            <w:r>
+              <w:rPr>
+                <w:rFonts w:hint="default" w:ascii="Times New Roman" w:hAnsi="Times New Roman" w:eastAsia="仿宋" w:cs="Times New Roman"/>
+                <w:color w:val="auto"/>
+                <w:sz w:val="24"/>
+                <w:highlight w:val="none"/>
+                <w:shd w:val="clear" w:color="auto" w:fill="auto"/>
+                <w:lang w:val="en-US" w:eastAsia="zh-CN"/>
+              </w:rPr>
+            </w:r>
+          </w:p>
+          <w:p>
+            <w:pPr>
+              <w:spacing w:line="400" w:lineRule="exact"/>
+              <w:jc w:val="left"/>
+              <w:rPr>
+                <w:rFonts w:hint="default" w:ascii="Times New Roman" w:hAnsi="Times New Roman" w:eastAsia="仿宋" w:cs="Times New Roman"/>
+                <w:color w:val="auto"/>
+                <w:sz w:val="24"/>
+                <w:highlight w:val="none"/>
+                <w:shd w:val="clear" w:color="auto" w:fill="auto"/>
+                <w:lang w:val="en-US" w:eastAsia="zh-CN"/>
+              </w:rPr>
+            </w:pPr>
+            <w:r>
+              <w:rPr>
+                <w:rFonts w:hint="eastAsia" w:ascii="Times New Roman" w:hAnsi="Times New Roman" w:eastAsia="仿宋" w:cs="Times New Roman"/>
+                <w:color w:val="auto"/>
+                <w:sz w:val="24"/>
+                <w:highlight w:val="none"/>
+                <w:shd w:val="clear" w:color="auto" w:fill="auto"/>
+                <w:lang w:val="en-US" w:eastAsia="zh-CN"/>
+              </w:rPr>
+              <w:t xml:space="preserve">   说明：供应商需在项目电子化交易系统中按要求填写《投标（响应）函》完成承诺并进行电子签章。</w:t>
+            </w:r>
+            <w:r>
+              <w:rPr>
+                <w:rFonts w:hint="default" w:ascii="Times New Roman" w:hAnsi="Times New Roman" w:eastAsia="仿宋" w:cs="Times New Roman"/>
+                <w:color w:val="auto"/>
+                <w:sz w:val="24"/>
+                <w:highlight w:val="none"/>
+                <w:shd w:val="clear" w:color="auto" w:fill="auto"/>
+                <w:lang w:val="en-US" w:eastAsia="zh-CN"/>
+              </w:rPr>
+            </w:r>
+          </w:p>
+          <w:p>
+            <w:pPr>
+              <w:spacing w:line="400" w:lineRule="exact"/>
+              <w:jc w:val="left"/>
+              <w:rPr>
+                <w:rFonts w:hint="default" w:ascii="Times New Roman" w:hAnsi="Times New Roman" w:eastAsia="仿宋" w:cs="Times New Roman"/>
+                <w:color w:val="auto"/>
+                <w:sz w:val="24"/>
+                <w:highlight w:val="none"/>
+                <w:shd w:val="clear" w:color="auto" w:fill="auto"/>
+                <w:lang w:val="en-US" w:eastAsia="zh-CN"/>
+              </w:rPr>
+            </w:pPr>
+            <w:r>
+              <w:rPr>
+                <w:rFonts w:hint="eastAsia" w:ascii="Times New Roman" w:hAnsi="Times New Roman" w:eastAsia="仿宋" w:cs="Times New Roman"/>
+                <w:color w:val="auto"/>
+                <w:sz w:val="24"/>
+                <w:highlight w:val="none"/>
+                <w:shd w:val="clear" w:color="auto" w:fill="auto"/>
+                <w:lang w:val="en-US" w:eastAsia="zh-CN"/>
+              </w:rPr>
+              <w:t>3. 具有健全的财务会计制度。</w:t>
+            </w:r>
+            <w:r>
+              <w:rPr>
+                <w:rFonts w:hint="default" w:ascii="Times New Roman" w:hAnsi="Times New Roman" w:eastAsia="仿宋" w:cs="Times New Roman"/>
+                <w:color w:val="auto"/>
+                <w:sz w:val="24"/>
+                <w:highlight w:val="none"/>
+                <w:shd w:val="clear" w:color="auto" w:fill="auto"/>
+                <w:lang w:val="en-US" w:eastAsia="zh-CN"/>
+              </w:rPr>
+            </w:r>
+          </w:p>
+          <w:p>
+            <w:pPr>
+              <w:spacing w:line="400" w:lineRule="exact"/>
+              <w:jc w:val="left"/>
+              <w:rPr>
+                <w:rFonts w:hint="default" w:ascii="Times New Roman" w:hAnsi="Times New Roman" w:eastAsia="仿宋" w:cs="Times New Roman"/>
+                <w:color w:val="auto"/>
+                <w:sz w:val="24"/>
+                <w:highlight w:val="none"/>
+                <w:shd w:val="clear" w:color="auto" w:fill="auto"/>
+                <w:lang w:val="en-US" w:eastAsia="zh-CN"/>
+              </w:rPr>
+            </w:pPr>
+            <w:r>
+              <w:rPr>
+                <w:rFonts w:hint="eastAsia" w:ascii="Times New Roman" w:hAnsi="Times New Roman" w:eastAsia="仿宋" w:cs="Times New Roman"/>
+                <w:color w:val="auto"/>
+                <w:sz w:val="24"/>
+                <w:highlight w:val="none"/>
+                <w:shd w:val="clear" w:color="auto" w:fill="auto"/>
+                <w:lang w:val="en-US" w:eastAsia="zh-CN"/>
+              </w:rPr>
+              <w:t xml:space="preserve">   说明：供应商需在项目电子化交易系统中按要求填写《投标（响应）函》完成承诺并进行电子签章。</w:t>
+            </w:r>
+            <w:r>
+              <w:rPr>
+                <w:rFonts w:hint="default" w:ascii="Times New Roman" w:hAnsi="Times New Roman" w:eastAsia="仿宋" w:cs="Times New Roman"/>
+                <w:color w:val="auto"/>
+                <w:sz w:val="24"/>
+                <w:highlight w:val="none"/>
+                <w:shd w:val="clear" w:color="auto" w:fill="auto"/>
+                <w:lang w:val="en-US" w:eastAsia="zh-CN"/>
+              </w:rPr>
+            </w:r>
+          </w:p>
+          <w:p>
+            <w:pPr>
+              <w:spacing w:line="400" w:lineRule="exact"/>
+              <w:jc w:val="left"/>
+              <w:rPr>
+                <w:rFonts w:hint="default" w:ascii="Times New Roman" w:hAnsi="Times New Roman" w:eastAsia="仿宋" w:cs="Times New Roman"/>
+                <w:color w:val="auto"/>
+                <w:sz w:val="24"/>
+                <w:highlight w:val="none"/>
+                <w:shd w:val="clear" w:color="auto" w:fill="auto"/>
+                <w:lang w:val="en-US" w:eastAsia="zh-CN"/>
+              </w:rPr>
+            </w:pPr>
+            <w:r>
+              <w:rPr>
+                <w:rFonts w:hint="eastAsia" w:ascii="Times New Roman" w:hAnsi="Times New Roman" w:eastAsia="仿宋" w:cs="Times New Roman"/>
+                <w:color w:val="auto"/>
+                <w:sz w:val="24"/>
+                <w:highlight w:val="none"/>
+                <w:shd w:val="clear" w:color="auto" w:fill="auto"/>
+                <w:lang w:val="en-US" w:eastAsia="zh-CN"/>
+              </w:rPr>
+              <w:t>4. 具有履行合同所必需的设备和专业技术能力。</w:t>
+            </w:r>
+            <w:r>
+              <w:rPr>
+                <w:rFonts w:hint="default" w:ascii="Times New Roman" w:hAnsi="Times New Roman" w:eastAsia="仿宋" w:cs="Times New Roman"/>
+                <w:color w:val="auto"/>
+                <w:sz w:val="24"/>
+                <w:highlight w:val="none"/>
+                <w:shd w:val="clear" w:color="auto" w:fill="auto"/>
+                <w:lang w:val="en-US" w:eastAsia="zh-CN"/>
+              </w:rPr>
+            </w:r>
+          </w:p>
+          <w:p>
+            <w:pPr>
+              <w:spacing w:line="400" w:lineRule="exact"/>
+              <w:jc w:val="left"/>
+              <w:rPr>
+                <w:rFonts w:hint="default" w:ascii="Times New Roman" w:hAnsi="Times New Roman" w:eastAsia="仿宋" w:cs="Times New Roman"/>
+                <w:color w:val="auto"/>
+                <w:sz w:val="24"/>
+                <w:highlight w:val="none"/>
+                <w:shd w:val="clear" w:color="auto" w:fill="auto"/>
+                <w:lang w:val="en-US" w:eastAsia="zh-CN"/>
+              </w:rPr>
+            </w:pPr>
+            <w:r>
+              <w:rPr>
+                <w:rFonts w:hint="eastAsia" w:ascii="Times New Roman" w:hAnsi="Times New Roman" w:eastAsia="仿宋" w:cs="Times New Roman"/>
+                <w:color w:val="auto"/>
+                <w:sz w:val="24"/>
+                <w:highlight w:val="none"/>
+                <w:shd w:val="clear" w:color="auto" w:fill="auto"/>
+                <w:lang w:val="en-US" w:eastAsia="zh-CN"/>
+              </w:rPr>
+              <w:t xml:space="preserve">   说明：供应商需在项目电子化交易系统中按要求填写《投标（响应）函》完成承诺并进行电子签章。</w:t>
+            </w:r>
+            <w:r>
+              <w:rPr>
+                <w:rFonts w:hint="default" w:ascii="Times New Roman" w:hAnsi="Times New Roman" w:eastAsia="仿宋" w:cs="Times New Roman"/>
+                <w:color w:val="auto"/>
+                <w:sz w:val="24"/>
+                <w:highlight w:val="none"/>
+                <w:shd w:val="clear" w:color="auto" w:fill="auto"/>
+                <w:lang w:val="en-US" w:eastAsia="zh-CN"/>
+              </w:rPr>
+            </w:r>
+          </w:p>
+          <w:p>
+            <w:pPr>
+              <w:spacing w:line="400" w:lineRule="exact"/>
+              <w:jc w:val="left"/>
+              <w:rPr>
+                <w:rFonts w:hint="default" w:ascii="Times New Roman" w:hAnsi="Times New Roman" w:eastAsia="仿宋" w:cs="Times New Roman"/>
+                <w:color w:val="auto"/>
+                <w:sz w:val="24"/>
+                <w:highlight w:val="none"/>
+                <w:shd w:val="clear" w:color="auto" w:fill="auto"/>
+                <w:lang w:val="en-US" w:eastAsia="zh-CN"/>
+              </w:rPr>
+            </w:pPr>
+            <w:r>
+              <w:rPr>
+                <w:rFonts w:hint="eastAsia" w:ascii="Times New Roman" w:hAnsi="Times New Roman" w:eastAsia="仿宋" w:cs="Times New Roman"/>
+                <w:color w:val="auto"/>
+                <w:sz w:val="24"/>
+                <w:highlight w:val="none"/>
+                <w:shd w:val="clear" w:color="auto" w:fill="auto"/>
+                <w:lang w:val="en-US" w:eastAsia="zh-CN"/>
+              </w:rPr>
+              <w:t>5. 有依法缴纳税收和社会保障资金的良好记录。</w:t>
+            </w:r>
+            <w:r>
+              <w:rPr>
+                <w:rFonts w:hint="default" w:ascii="Times New Roman" w:hAnsi="Times New Roman" w:eastAsia="仿宋" w:cs="Times New Roman"/>
+                <w:color w:val="auto"/>
+                <w:sz w:val="24"/>
+                <w:highlight w:val="none"/>
+                <w:shd w:val="clear" w:color="auto" w:fill="auto"/>
+                <w:lang w:val="en-US" w:eastAsia="zh-CN"/>
+              </w:rPr>
+            </w:r>
+          </w:p>
+          <w:p>
+            <w:pPr>
+              <w:spacing w:line="400" w:lineRule="exact"/>
+              <w:jc w:val="left"/>
+              <w:rPr>
+                <w:rFonts w:hint="default" w:ascii="Times New Roman" w:hAnsi="Times New Roman" w:eastAsia="仿宋" w:cs="Times New Roman"/>
+                <w:color w:val="auto"/>
+                <w:sz w:val="24"/>
+                <w:highlight w:val="none"/>
+                <w:shd w:val="clear" w:color="auto" w:fill="auto"/>
+                <w:lang w:val="en-US" w:eastAsia="zh-CN"/>
+              </w:rPr>
+            </w:pPr>
+            <w:r>
+              <w:rPr>
+                <w:rFonts w:hint="eastAsia" w:ascii="Times New Roman" w:hAnsi="Times New Roman" w:eastAsia="仿宋" w:cs="Times New Roman"/>
+                <w:color w:val="auto"/>
+                <w:sz w:val="24"/>
+                <w:highlight w:val="none"/>
+                <w:shd w:val="clear" w:color="auto" w:fill="auto"/>
+                <w:lang w:val="en-US" w:eastAsia="zh-CN"/>
+              </w:rPr>
+              <w:t xml:space="preserve">   说明：供应商需在项目电子化交易系统中按要求填写《投标（响应）函》完成承诺并进行电子签章。</w:t>
+            </w:r>
+            <w:r>
+              <w:rPr>
+                <w:rFonts w:hint="default" w:ascii="Times New Roman" w:hAnsi="Times New Roman" w:eastAsia="仿宋" w:cs="Times New Roman"/>
+                <w:color w:val="auto"/>
+                <w:sz w:val="24"/>
+                <w:highlight w:val="none"/>
+                <w:shd w:val="clear" w:color="auto" w:fill="auto"/>
+                <w:lang w:val="en-US" w:eastAsia="zh-CN"/>
+              </w:rPr>
+            </w:r>
+          </w:p>
+          <w:p>
+            <w:pPr>
+              <w:spacing w:line="400" w:lineRule="exact"/>
+              <w:jc w:val="left"/>
+              <w:rPr>
+                <w:rFonts w:hint="default" w:ascii="Times New Roman" w:hAnsi="Times New Roman" w:eastAsia="仿宋" w:cs="Times New Roman"/>
+                <w:color w:val="auto"/>
+                <w:sz w:val="24"/>
+                <w:highlight w:val="none"/>
+                <w:shd w:val="clear" w:color="auto" w:fill="auto"/>
+                <w:lang w:val="en-US" w:eastAsia="zh-CN"/>
+              </w:rPr>
+            </w:pPr>
+            <w:r>
+              <w:rPr>
+                <w:rFonts w:hint="eastAsia" w:ascii="Times New Roman" w:hAnsi="Times New Roman" w:eastAsia="仿宋" w:cs="Times New Roman"/>
+                <w:color w:val="auto"/>
+                <w:sz w:val="24"/>
+                <w:highlight w:val="none"/>
+                <w:shd w:val="clear" w:color="auto" w:fill="auto"/>
+                <w:lang w:val="en-US" w:eastAsia="zh-CN"/>
+              </w:rPr>
+              <w:t>6. 参加政府采购活动前三年内，在经营活动中没有重大违法记录。</w:t>
+            </w:r>
+            <w:r>
+              <w:rPr>
+                <w:rFonts w:hint="default" w:ascii="Times New Roman" w:hAnsi="Times New Roman" w:eastAsia="仿宋" w:cs="Times New Roman"/>
+                <w:color w:val="auto"/>
+                <w:sz w:val="24"/>
+                <w:highlight w:val="none"/>
+                <w:shd w:val="clear" w:color="auto" w:fill="auto"/>
+                <w:lang w:val="en-US" w:eastAsia="zh-CN"/>
+              </w:rPr>
+            </w:r>
+          </w:p>
+          <w:p>
+            <w:pPr>
+              <w:spacing w:line="400" w:lineRule="exact"/>
+              <w:jc w:val="left"/>
+              <w:rPr>
+                <w:rFonts w:hint="default" w:ascii="Times New Roman" w:hAnsi="Times New Roman" w:eastAsia="仿宋" w:cs="Times New Roman"/>
+                <w:color w:val="auto"/>
+                <w:sz w:val="24"/>
+                <w:highlight w:val="none"/>
+                <w:shd w:val="clear" w:color="auto" w:fill="auto"/>
+                <w:lang w:val="en-US" w:eastAsia="zh-CN"/>
+              </w:rPr>
+            </w:pPr>
+            <w:r>
+              <w:rPr>
+                <w:rFonts w:hint="eastAsia" w:ascii="Times New Roman" w:hAnsi="Times New Roman" w:eastAsia="仿宋" w:cs="Times New Roman"/>
+                <w:color w:val="auto"/>
+                <w:sz w:val="24"/>
+                <w:highlight w:val="none"/>
+                <w:shd w:val="clear" w:color="auto" w:fill="auto"/>
+                <w:lang w:val="en-US" w:eastAsia="zh-CN"/>
+              </w:rPr>
+              <w:t xml:space="preserve">   说明：供应商需在项目电子化交易系统中按要求填写《投标（响应）函》完成承诺并进行电子签章。</w:t>
+            </w:r>
+            <w:r>
+              <w:rPr>
+                <w:rFonts w:hint="default" w:ascii="Times New Roman" w:hAnsi="Times New Roman" w:eastAsia="仿宋" w:cs="Times New Roman"/>
+                <w:color w:val="auto"/>
+                <w:sz w:val="24"/>
+                <w:highlight w:val="none"/>
+                <w:shd w:val="clear" w:color="auto" w:fill="auto"/>
+                <w:lang w:val="en-US" w:eastAsia="zh-CN"/>
+              </w:rPr>
+            </w:r>
+          </w:p>
+          <w:p>
+            <w:pPr>
+              <w:spacing w:line="400" w:lineRule="exact"/>
+              <w:jc w:val="left"/>
+              <w:rPr>
+                <w:rFonts w:hint="default" w:ascii="Times New Roman" w:hAnsi="Times New Roman" w:eastAsia="仿宋" w:cs="Times New Roman"/>
+                <w:color w:val="auto"/>
+                <w:sz w:val="24"/>
+                <w:highlight w:val="none"/>
+                <w:shd w:val="clear" w:color="auto" w:fill="auto"/>
+                <w:lang w:val="en-US" w:eastAsia="zh-CN"/>
+              </w:rPr>
+            </w:pPr>
+            <w:r>
+              <w:rPr>
+                <w:rFonts w:hint="eastAsia" w:ascii="Times New Roman" w:hAnsi="Times New Roman" w:eastAsia="仿宋" w:cs="Times New Roman"/>
+                <w:color w:val="auto"/>
+                <w:sz w:val="24"/>
+                <w:highlight w:val="none"/>
+                <w:shd w:val="clear" w:color="auto" w:fill="auto"/>
+                <w:lang w:val="en-US" w:eastAsia="zh-CN"/>
+              </w:rPr>
+              <w:t>7. 不存在与单位负责人为同一人或者存在直接控股、管理关系的其他供应商参与同一合同项下的政府采购活动的行为。</w:t>
+            </w:r>
+            <w:r>
+              <w:rPr>
+                <w:rFonts w:hint="default" w:ascii="Times New Roman" w:hAnsi="Times New Roman" w:eastAsia="仿宋" w:cs="Times New Roman"/>
+                <w:color w:val="auto"/>
+                <w:sz w:val="24"/>
+                <w:highlight w:val="none"/>
+                <w:shd w:val="clear" w:color="auto" w:fill="auto"/>
+                <w:lang w:val="en-US" w:eastAsia="zh-CN"/>
+              </w:rPr>
+            </w:r>
+          </w:p>
+          <w:p>
+            <w:pPr>
+              <w:spacing w:line="400" w:lineRule="exact"/>
+              <w:jc w:val="left"/>
+              <w:rPr>
+                <w:rFonts w:hint="default" w:ascii="Times New Roman" w:hAnsi="Times New Roman" w:eastAsia="仿宋" w:cs="Times New Roman"/>
+                <w:color w:val="auto"/>
+                <w:sz w:val="24"/>
+                <w:highlight w:val="none"/>
+                <w:shd w:val="clear" w:color="auto" w:fill="auto"/>
+                <w:lang w:val="en-US" w:eastAsia="zh-CN"/>
+              </w:rPr>
+            </w:pPr>
+            <w:r>
+              <w:rPr>
+                <w:rFonts w:hint="eastAsia" w:ascii="Times New Roman" w:hAnsi="Times New Roman" w:eastAsia="仿宋" w:cs="Times New Roman"/>
+                <w:color w:val="auto"/>
+                <w:sz w:val="24"/>
+                <w:highlight w:val="none"/>
+                <w:shd w:val="clear" w:color="auto" w:fill="auto"/>
+                <w:lang w:val="en-US" w:eastAsia="zh-CN"/>
+              </w:rPr>
+              <w:t xml:space="preserve">   说明：供应商需在项目电子化交易系统中按要求填写《投标（响应）函》完成承诺并进行电子签章。</w:t>
+            </w:r>
+            <w:r>
+              <w:rPr>
+                <w:rFonts w:hint="default" w:ascii="Times New Roman" w:hAnsi="Times New Roman" w:eastAsia="仿宋" w:cs="Times New Roman"/>
+                <w:color w:val="auto"/>
+                <w:sz w:val="24"/>
+                <w:highlight w:val="none"/>
+                <w:shd w:val="clear" w:color="auto" w:fill="auto"/>
+                <w:lang w:val="en-US" w:eastAsia="zh-CN"/>
+              </w:rPr>
+            </w:r>
+          </w:p>
+          <w:p>
+            <w:pPr>
+              <w:spacing w:line="400" w:lineRule="exact"/>
+              <w:jc w:val="left"/>
+              <w:rPr>
+                <w:rFonts w:hint="default" w:ascii="Times New Roman" w:hAnsi="Times New Roman" w:eastAsia="仿宋" w:cs="Times New Roman"/>
+                <w:color w:val="auto"/>
+                <w:sz w:val="24"/>
+                <w:highlight w:val="none"/>
+                <w:shd w:val="clear" w:color="auto" w:fill="auto"/>
+                <w:lang w:val="en-US" w:eastAsia="zh-CN"/>
+              </w:rPr>
+            </w:pPr>
+            <w:r>
+              <w:rPr>
+                <w:rFonts w:hint="eastAsia" w:ascii="Times New Roman" w:hAnsi="Times New Roman" w:eastAsia="仿宋" w:cs="Times New Roman"/>
+                <w:color w:val="auto"/>
+                <w:sz w:val="24"/>
+                <w:highlight w:val="none"/>
+                <w:shd w:val="clear" w:color="auto" w:fill="auto"/>
+                <w:lang w:val="en-US" w:eastAsia="zh-CN"/>
+              </w:rPr>
+              <w:t>8. 不属于为本项目提供整体设计、规范编制或者项目管理、监理、检测等服务的供应商。</w:t>
+            </w:r>
+            <w:r>
+              <w:rPr>
+                <w:rFonts w:hint="default" w:ascii="Times New Roman" w:hAnsi="Times New Roman" w:eastAsia="仿宋" w:cs="Times New Roman"/>
+                <w:color w:val="auto"/>
+                <w:sz w:val="24"/>
+                <w:highlight w:val="none"/>
+                <w:shd w:val="clear" w:color="auto" w:fill="auto"/>
+                <w:lang w:val="en-US" w:eastAsia="zh-CN"/>
+              </w:rPr>
+            </w:r>
+          </w:p>
+          <w:p>
+            <w:pPr>
+              <w:spacing w:line="400" w:lineRule="exact"/>
+              <w:jc w:val="left"/>
+              <w:rPr>
+                <w:rFonts w:hint="default" w:ascii="Times New Roman" w:hAnsi="Times New Roman" w:eastAsia="仿宋" w:cs="Times New Roman"/>
+                <w:color w:val="auto"/>
+                <w:sz w:val="24"/>
+                <w:highlight w:val="none"/>
+                <w:shd w:val="clear" w:color="auto" w:fill="auto"/>
+                <w:lang w:val="en-US" w:eastAsia="zh-CN"/>
+              </w:rPr>
+            </w:pPr>
+            <w:r>
+              <w:rPr>
+                <w:rFonts w:hint="eastAsia" w:ascii="Times New Roman" w:hAnsi="Times New Roman" w:eastAsia="仿宋" w:cs="Times New Roman"/>
+                <w:color w:val="auto"/>
+                <w:sz w:val="24"/>
+                <w:highlight w:val="none"/>
+                <w:shd w:val="clear" w:color="auto" w:fill="auto"/>
+                <w:lang w:val="en-US" w:eastAsia="zh-CN"/>
+              </w:rPr>
+              <w:t xml:space="preserve">   说明：供应商需在项目电子化交易系统中按要求填写《投标（响应）函》完成承诺并进行电子签章。</w:t>
+            </w:r>
+            <w:r>
+              <w:rPr>
+                <w:rFonts w:hint="default" w:ascii="Times New Roman" w:hAnsi="Times New Roman" w:eastAsia="仿宋" w:cs="Times New Roman"/>
+                <w:color w:val="auto"/>
+                <w:sz w:val="24"/>
+                <w:highlight w:val="none"/>
+                <w:shd w:val="clear" w:color="auto" w:fill="auto"/>
+                <w:lang w:val="en-US" w:eastAsia="zh-CN"/>
+              </w:rPr>
+            </w:r>
+          </w:p>
+          <w:p>
+            <w:pPr>
+              <w:spacing w:line="400" w:lineRule="exact"/>
+              <w:jc w:val="left"/>
+              <w:rPr>
+                <w:rFonts w:hint="default" w:ascii="Times New Roman" w:hAnsi="Times New Roman" w:eastAsia="仿宋" w:cs="Times New Roman"/>
+                <w:color w:val="auto"/>
+                <w:sz w:val="24"/>
+                <w:highlight w:val="none"/>
+                <w:shd w:val="clear" w:color="auto" w:fill="auto"/>
+                <w:lang w:val="en-US" w:eastAsia="zh-CN"/>
+              </w:rPr>
+            </w:pPr>
+            <w:r>
+              <w:rPr>
+                <w:rFonts w:hint="eastAsia" w:ascii="Times New Roman" w:hAnsi="Times New Roman" w:eastAsia="仿宋" w:cs="Times New Roman"/>
+                <w:color w:val="auto"/>
+                <w:sz w:val="24"/>
+                <w:highlight w:val="none"/>
+                <w:shd w:val="clear" w:color="auto" w:fill="auto"/>
+                <w:lang w:val="en-US" w:eastAsia="zh-CN"/>
+              </w:rPr>
+              <w:t>第二节：供应商特殊资格要求</w:t>
+            </w:r>
+            <w:r>
+              <w:rPr>
+                <w:rFonts w:hint="default" w:ascii="Times New Roman" w:hAnsi="Times New Roman" w:eastAsia="仿宋" w:cs="Times New Roman"/>
+                <w:color w:val="auto"/>
+                <w:sz w:val="24"/>
+                <w:highlight w:val="none"/>
+                <w:shd w:val="clear" w:color="auto" w:fill="auto"/>
+                <w:lang w:val="en-US" w:eastAsia="zh-CN"/>
+              </w:rPr>
+            </w:r>
+          </w:p>
+          <w:p>
+            <w:pPr>
+              <w:spacing w:line="400" w:lineRule="exact"/>
+              <w:jc w:val="left"/>
+              <w:rPr>
+                <w:rFonts w:hint="default" w:ascii="Times New Roman" w:hAnsi="Times New Roman" w:eastAsia="仿宋" w:cs="Times New Roman"/>
+                <w:color w:val="auto"/>
+                <w:sz w:val="24"/>
+                <w:highlight w:val="none"/>
+                <w:shd w:val="clear" w:color="auto" w:fill="auto"/>
+                <w:lang w:val="en-US" w:eastAsia="zh-CN"/>
+              </w:rPr>
+            </w:pPr>
+            <w:r>
+              <w:rPr>
+                <w:rFonts w:hint="eastAsia" w:ascii="Times New Roman" w:hAnsi="Times New Roman" w:eastAsia="仿宋" w:cs="Times New Roman"/>
+                <w:color w:val="auto"/>
+                <w:sz w:val="24"/>
+                <w:highlight w:val="none"/>
+                <w:shd w:val="clear" w:color="auto" w:fill="auto"/>
+                <w:lang w:val="en-US" w:eastAsia="zh-CN"/>
+              </w:rPr>
+              <w:t>{{ 包.特殊资格要求 }}</w:t>
+            </w:r>
+            <w:r>
+              <w:rPr>
+                <w:rFonts w:hint="default" w:ascii="Times New Roman" w:hAnsi="Times New Roman" w:eastAsia="仿宋" w:cs="Times New Roman"/>
+                <w:color w:val="auto"/>
+                <w:sz w:val="24"/>
+                <w:highlight w:val="none"/>
+                <w:shd w:val="clear" w:color="auto" w:fill="auto"/>
+                <w:lang w:val="en-US" w:eastAsia="zh-CN"/>
+              </w:rPr>
             </w:r>
           </w:p>
         </w:tc>
@@ -8229,6 +7637,9 @@
                 <w:lang w:val="en-US" w:eastAsia="zh-CN" w:bidi="ar-SA"/>
               </w:rPr>
             </w:pPr>
+            <w:r>
+              <w:t>{{ 包.评审_价格分_分值 }}</w:t>
+            </w:r>
           </w:p>
         </w:tc>
         <w:tc>
@@ -8272,6 +7683,9 @@
                 <w:lang w:val="en-US" w:eastAsia="zh-CN" w:bidi="ar-SA"/>
               </w:rPr>
             </w:pPr>
+            <w:r>
+              <w:t>{{ 包.评审_价格分_客观项 }}</w:t>
+            </w:r>
           </w:p>
         </w:tc>
         <w:tc>
@@ -8315,6 +7729,9 @@
                 <w:lang w:val="en-US" w:eastAsia="zh-CN" w:bidi="ar-SA"/>
               </w:rPr>
             </w:pPr>
+            <w:r>
+              <w:t>{{ 包.评审_价格分_标准 }}</w:t>
+            </w:r>
           </w:p>
         </w:tc>
       </w:tr>
@@ -8476,6 +7893,9 @@
                 <w:lang w:val="en-US" w:eastAsia="zh-CN" w:bidi="ar-SA"/>
               </w:rPr>
             </w:pPr>
+            <w:r>
+              <w:t>{{ 包.评审_技术要求_分值 }}</w:t>
+            </w:r>
           </w:p>
         </w:tc>
         <w:tc>
@@ -8519,6 +7939,9 @@
                 <w:lang w:val="en-US" w:eastAsia="zh-CN" w:bidi="ar-SA"/>
               </w:rPr>
             </w:pPr>
+            <w:r>
+              <w:t>{{ 包.评审_技术要求_客观项 }}</w:t>
+            </w:r>
           </w:p>
         </w:tc>
         <w:tc>
@@ -8562,6 +7985,9 @@
                 <w:lang w:val="en-US" w:eastAsia="zh-CN" w:bidi="ar-SA"/>
               </w:rPr>
             </w:pPr>
+            <w:r>
+              <w:t>{{ 包.评审_技术要求_标准 }}</w:t>
+            </w:r>
           </w:p>
         </w:tc>
       </w:tr>
@@ -8722,6 +8148,9 @@
                 <w:lang w:val="en-US" w:eastAsia="zh-CN" w:bidi="ar-SA"/>
               </w:rPr>
             </w:pPr>
+            <w:r>
+              <w:t>{{ 包.评审_服务要求_分值 }}</w:t>
+            </w:r>
           </w:p>
         </w:tc>
         <w:tc>
@@ -8765,6 +8194,9 @@
                 <w:lang w:val="en-US" w:eastAsia="zh-CN" w:bidi="ar-SA"/>
               </w:rPr>
             </w:pPr>
+            <w:r>
+              <w:t>{{ 包.评审_服务要求_客观项 }}</w:t>
+            </w:r>
           </w:p>
         </w:tc>
         <w:tc>
@@ -8808,6 +8240,9 @@
                 <w:lang w:val="en-US" w:eastAsia="zh-CN" w:bidi="ar-SA"/>
               </w:rPr>
             </w:pPr>
+            <w:r>
+              <w:t>{{ 包.评审_服务要求_标准 }}</w:t>
+            </w:r>
           </w:p>
         </w:tc>
       </w:tr>
@@ -8932,6 +8367,9 @@
                 <w:lang w:val="en-US" w:eastAsia="zh-CN" w:bidi="ar-SA"/>
               </w:rPr>
             </w:pPr>
+            <w:r>
+              <w:t>{{ 包.评审_价格扣除_分值 }}</w:t>
+            </w:r>
           </w:p>
         </w:tc>
         <w:tc>
@@ -8975,6 +8413,9 @@
                 <w:lang w:val="en-US" w:eastAsia="zh-CN" w:bidi="ar-SA"/>
               </w:rPr>
             </w:pPr>
+            <w:r>
+              <w:t>{{ 包.评审_价格扣除_客观项 }}</w:t>
+            </w:r>
           </w:p>
         </w:tc>
         <w:tc>
@@ -9018,6 +8459,90 @@
                 <w:lang w:val="en-US" w:eastAsia="zh-CN" w:bidi="ar-SA"/>
               </w:rPr>
             </w:pPr>
+            <w:r>
+              <w:t>{{ 包.评审_价格扣除_标准 }}</w:t>
+            </w:r>
+          </w:p>
+        </w:tc>
+      </w:tr>
+      <w:tr>
+        <w:tblPrEx>
+          <w:tblBorders>
+            <w:top w:val="none" w:color="auto" w:sz="0" w:space="0"/>
+            <w:left w:val="none" w:color="auto" w:sz="0" w:space="0"/>
+            <w:bottom w:val="none" w:color="auto" w:sz="0" w:space="0"/>
+            <w:right w:val="none" w:color="auto" w:sz="0" w:space="0"/>
+            <w:insideH w:val="none" w:color="auto" w:sz="0" w:space="0"/>
+            <w:insideV w:val="none" w:color="auto" w:sz="0" w:space="0"/>
+          </w:tblBorders>
+          <w:shd w:val="clear" w:color="auto" w:fill="auto"/>
+          <w:tblCellMar>
+            <w:top w:w="0" w:type="dxa"/>
+            <w:left w:w="0" w:type="dxa"/>
+            <w:bottom w:w="0" w:type="dxa"/>
+            <w:right w:w="0" w:type="dxa"/>
+          </w:tblCellMar>
+        </w:tblPrEx>
+        <w:trPr>
+          <w:trHeight w:val="607" w:hRule="atLeast"/>
+          <w:tblHeader/>
+        </w:trPr>
+        <w:tc>
+          <w:tcPr>
+            <w:tcW w:w="8920" w:type="dxa"/>
+            <w:gridSpan w:val="19"/>
+            <w:tcBorders>
+              <w:top w:val="single" w:color="333333" w:sz="6" w:space="0"/>
+              <w:left w:val="single" w:color="333333" w:sz="6" w:space="0"/>
+              <w:bottom w:val="single" w:color="333333" w:sz="6" w:space="0"/>
+              <w:right w:val="single" w:color="333333" w:sz="6" w:space="0"/>
+            </w:tcBorders>
+            <w:shd w:val="clear" w:color="auto" w:fill="auto"/>
+            <w:noWrap w:val="0"/>
+            <w:tcMar>
+              <w:top w:w="75" w:type="dxa"/>
+              <w:left w:w="120" w:type="dxa"/>
+              <w:bottom w:w="75" w:type="dxa"/>
+              <w:right w:w="120" w:type="dxa"/>
+            </w:tcMar>
+            <w:vAlign w:val="center"/>
+          </w:tcPr>
+          <w:p>
+            <w:pPr>
+              <w:pStyle w:val="2"/>
+              <w:numPr>
+                <w:ilvl w:val="0"/>
+                <w:numId w:val="0"/>
+              </w:numPr>
+              <w:jc w:val="left"/>
+              <w:rPr>
+                <w:rFonts w:hint="default" w:ascii="Times New Roman" w:hAnsi="Times New Roman" w:eastAsia="仿宋" w:cs="Times New Roman"/>
+                <w:b/>
+                <w:bCs/>
+                <w:color w:val="auto"/>
+                <w:kern w:val="2"/>
+                <w:sz w:val="24"/>
+                <w:szCs w:val="24"/>
+                <w:highlight w:val="none"/>
+                <w:shd w:val="clear" w:color="auto" w:fill="auto"/>
+                <w:lang w:val="en-US" w:eastAsia="zh-CN" w:bidi="ar-SA"/>
+              </w:rPr>
+            </w:pPr>
+            <w:r>
+              <w:rPr>
+                <w:rFonts w:hint="default" w:ascii="Times New Roman" w:hAnsi="Times New Roman" w:eastAsia="仿宋" w:cs="Times New Roman"/>
+                <w:b/>
+                <w:bCs/>
+                <w:color w:val="auto"/>
+                <w:kern w:val="2"/>
+                <w:sz w:val="24"/>
+                <w:szCs w:val="24"/>
+                <w:highlight w:val="none"/>
+                <w:shd w:val="clear" w:color="auto" w:fill="auto"/>
+                <w:lang w:val="en-US" w:eastAsia="zh-CN" w:bidi="ar-SA"/>
+              </w:rPr>
+              <w:t>{%tr endfor %}</w:t>
+            </w:r>
           </w:p>
         </w:tc>
       </w:tr>

--- a/backend/templates_docx/2.2采购需求表.docx
+++ b/backend/templates_docx/2.2采购需求表.docx
@@ -5872,7 +5872,7 @@
                 <w:shd w:val="clear" w:color="auto" w:fill="auto"/>
                 <w:lang w:eastAsia="zh-CN"/>
               </w:rPr>
-              <w:t>{{ 包.技术要求 }}</w:t>
+              <w:t>{{p 包.技术要求 }}</w:t>
             </w:r>
             <w:r>
               <w:rPr>
@@ -6102,7 +6102,7 @@
                 <w:shd w:val="clear" w:color="auto" w:fill="auto"/>
                 <w:lang w:val="en-US" w:eastAsia="zh-CN" w:bidi="ar-SA"/>
               </w:rPr>
-              <w:t>{{ 包.商务要求 }}</w:t>
+              <w:t>{{p 包.商务要求 }}</w:t>
             </w:r>
             <w:r>
               <w:rPr>
@@ -6923,7 +6923,7 @@
                 <w:shd w:val="clear" w:color="auto" w:fill="auto"/>
                 <w:lang w:val="en-US" w:eastAsia="zh-CN"/>
               </w:rPr>
-              <w:t>{{ 包.特殊资格要求 }}</w:t>
+              <w:t>{{p 包.特殊资格要求 }}</w:t>
             </w:r>
             <w:r>
               <w:rPr>
